--- a/video-film-editing/output/04 3.3a Rangka Nota Pembelajaran/3.3a-04 Rangka Nota Pembelajaran C04 AUDIO SWEETENING (IT-072).docx
+++ b/video-film-editing/output/04 3.3a Rangka Nota Pembelajaran/3.3a-04 Rangka Nota Pembelajaran C04 AUDIO SWEETENING (IT-072).docx
@@ -22,7 +22,7 @@
           <w:szCs w:val="24"/>
           <w:lang w:val="pt-BR"/>
         </w:rPr>
-        <w:t>3.3a Rangka Nota Pembelajaran — IT-072-3:2012-C04 Audio Sweetening</w:t>
+        <w:t>RANGKA NOTA PEMBELAJARAN — IT-072-3:2012-C04 Audio Sweetening</w:t>
       </w:r>
     </w:p>
     <w:tbl>
@@ -175,58 +175,896 @@
     </w:tbl>
     <w:p/>
     <w:p>
-      <w:pPr>
-        <w:pStyle w:val="Heading2"/>
-      </w:pPr>
       <w:r>
-        <w:t>WA1: Organise clean sound (IT-072-3:2012-C04-W01)</w:t>
+        <w:rPr>
+          <w:b/>
+          <w:sz w:val="24"/>
+        </w:rPr>
+        <w:t>Aktiviti Kerja 1: Organise clean sound  (IT-072-3:2012-C04-W01)</w:t>
       </w:r>
     </w:p>
+    <w:p>
+      <w:r>
+        <w:t>Rangka topik (Bab dan sub-topik):</w:t>
+      </w:r>
+    </w:p>
+    <w:tbl>
+      <w:tblPr>
+        <w:tblW w:type="auto" w:w="0"/>
+        <w:tblLook w:firstColumn="1" w:firstRow="1" w:lastColumn="0" w:lastRow="0" w:noHBand="0" w:noVBand="1" w:val="04A0"/>
+      </w:tblPr>
+      <w:tblGrid>
+        <w:gridCol w:w="4513"/>
+        <w:gridCol w:w="4513"/>
+      </w:tblGrid>
+      <w:tr>
+        <w:tc>
+          <w:tcPr>
+            <w:tcW w:type="dxa" w:w="4513"/>
+          </w:tcPr>
+          <w:p>
+            <w:r>
+              <w:rPr>
+                <w:b/>
+              </w:rPr>
+              <w:t>Bab</w:t>
+            </w:r>
+          </w:p>
+        </w:tc>
+        <w:tc>
+          <w:tcPr>
+            <w:tcW w:type="dxa" w:w="4513"/>
+          </w:tcPr>
+          <w:p>
+            <w:r>
+              <w:rPr>
+                <w:b/>
+              </w:rPr>
+              <w:t>Sub-topik</w:t>
+            </w:r>
+          </w:p>
+        </w:tc>
+      </w:tr>
+      <w:tr>
+        <w:tc>
+          <w:tcPr>
+            <w:tcW w:type="dxa" w:w="4513"/>
+          </w:tcPr>
+          <w:p>
+            <w:r>
+              <w:t>Bab 1: Clean Sound i.e.: Ambience, Dialogue</w:t>
+            </w:r>
+          </w:p>
+        </w:tc>
+        <w:tc>
+          <w:tcPr>
+            <w:tcW w:type="dxa" w:w="4513"/>
+          </w:tcPr>
+          <w:p>
+            <w:r>
+              <w:t>1. Ambience (Amb / Room Tone)</w:t>
+              <w:br/>
+              <w:t>2. Dialogue (Dialog)</w:t>
+              <w:br/>
+              <w:t>3. Amalan Studio dalam Mengenal Pasti Clean Sound</w:t>
+            </w:r>
+          </w:p>
+        </w:tc>
+      </w:tr>
+      <w:tr>
+        <w:tc>
+          <w:tcPr>
+            <w:tcW w:type="dxa" w:w="4513"/>
+          </w:tcPr>
+          <w:p>
+            <w:r>
+              <w:t>Bab 2: Audio Signal i.e.: Frequency Range, Waveform, Parameters</w:t>
+            </w:r>
+          </w:p>
+        </w:tc>
+        <w:tc>
+          <w:tcPr>
+            <w:tcW w:type="dxa" w:w="4513"/>
+          </w:tcPr>
+          <w:p>
+            <w:r>
+              <w:t>1. Frequency Range</w:t>
+              <w:br/>
+              <w:t>2. Waveform</w:t>
+              <w:br/>
+              <w:t>3. Parameters</w:t>
+            </w:r>
+          </w:p>
+        </w:tc>
+      </w:tr>
+      <w:tr>
+        <w:tc>
+          <w:tcPr>
+            <w:tcW w:type="dxa" w:w="4513"/>
+          </w:tcPr>
+          <w:p>
+            <w:r>
+              <w:t>Bab 3: Audio Editing Techniques in Editing Software</w:t>
+            </w:r>
+          </w:p>
+        </w:tc>
+        <w:tc>
+          <w:tcPr>
+            <w:tcW w:type="dxa" w:w="4513"/>
+          </w:tcPr>
+          <w:p>
+            <w:r>
+              <w:t>1. Track Organisation</w:t>
+              <w:br/>
+              <w:t>2. Noise Reduction / Noise Gate</w:t>
+              <w:br/>
+              <w:t>3. Trim, Fade dan Room Tone Matching</w:t>
+              <w:br/>
+              <w:t>4. Compile / Sort</w:t>
+            </w:r>
+          </w:p>
+        </w:tc>
+      </w:tr>
+    </w:tbl>
     <w:p/>
     <w:p>
-      <w:pPr>
-        <w:pStyle w:val="Heading2"/>
-      </w:pPr>
       <w:r>
-        <w:t>WA2: Verify foley effect (IT-072-3:2012-C04-W02)</w:t>
+        <w:rPr>
+          <w:b/>
+          <w:sz w:val="24"/>
+        </w:rPr>
+        <w:t>Aktiviti Kerja 2: Verify foley effect  (IT-072-3:2012-C04-W02)</w:t>
       </w:r>
     </w:p>
+    <w:p>
+      <w:r>
+        <w:t>Rangka topik (Bab dan sub-topik):</w:t>
+      </w:r>
+    </w:p>
+    <w:tbl>
+      <w:tblPr>
+        <w:tblW w:type="auto" w:w="0"/>
+        <w:tblLook w:firstColumn="1" w:firstRow="1" w:lastColumn="0" w:lastRow="0" w:noHBand="0" w:noVBand="1" w:val="04A0"/>
+      </w:tblPr>
+      <w:tblGrid>
+        <w:gridCol w:w="4513"/>
+        <w:gridCol w:w="4513"/>
+      </w:tblGrid>
+      <w:tr>
+        <w:tc>
+          <w:tcPr>
+            <w:tcW w:type="dxa" w:w="4513"/>
+          </w:tcPr>
+          <w:p>
+            <w:r>
+              <w:rPr>
+                <w:b/>
+              </w:rPr>
+              <w:t>Bab</w:t>
+            </w:r>
+          </w:p>
+        </w:tc>
+        <w:tc>
+          <w:tcPr>
+            <w:tcW w:type="dxa" w:w="4513"/>
+          </w:tcPr>
+          <w:p>
+            <w:r>
+              <w:rPr>
+                <w:b/>
+              </w:rPr>
+              <w:t>Sub-topik</w:t>
+            </w:r>
+          </w:p>
+        </w:tc>
+      </w:tr>
+      <w:tr>
+        <w:tc>
+          <w:tcPr>
+            <w:tcW w:type="dxa" w:w="4513"/>
+          </w:tcPr>
+          <w:p>
+            <w:r>
+              <w:t>Bab 1: Category Foley Effect i.e.: Feet, Prop, Cloth, etc</w:t>
+            </w:r>
+          </w:p>
+        </w:tc>
+        <w:tc>
+          <w:tcPr>
+            <w:tcW w:type="dxa" w:w="4513"/>
+          </w:tcPr>
+          <w:p>
+            <w:r>
+              <w:t>1. Konsep Foley</w:t>
+              <w:br/>
+              <w:t>2. Feet (Langkah Kaki)</w:t>
+              <w:br/>
+              <w:t>3. Prop (Alat/Objek)</w:t>
+              <w:br/>
+              <w:t>4. Cloth (Pakaian)</w:t>
+            </w:r>
+          </w:p>
+        </w:tc>
+      </w:tr>
+      <w:tr>
+        <w:tc>
+          <w:tcPr>
+            <w:tcW w:type="dxa" w:w="4513"/>
+          </w:tcPr>
+          <w:p>
+            <w:r>
+              <w:t>Bab 2: Foley Effect i.e.: Footstep, Hand Props, Knock, Bang, etc</w:t>
+            </w:r>
+          </w:p>
+        </w:tc>
+        <w:tc>
+          <w:tcPr>
+            <w:tcW w:type="dxa" w:w="4513"/>
+          </w:tcPr>
+          <w:p>
+            <w:r>
+              <w:t>1. Footstep</w:t>
+              <w:br/>
+              <w:t>2. Hand Props, Knock dan Bang</w:t>
+              <w:br/>
+              <w:t>3. Pratonton dan Cue Sheet</w:t>
+              <w:br/>
+              <w:t>4. Foley Effect Requisition</w:t>
+            </w:r>
+          </w:p>
+        </w:tc>
+      </w:tr>
+    </w:tbl>
     <w:p/>
     <w:p>
-      <w:pPr>
-        <w:pStyle w:val="Heading2"/>
-      </w:pPr>
       <w:r>
-        <w:t>WA3: Carry out audio levelling (IT-072-3:2012-C04-W03)</w:t>
+        <w:rPr>
+          <w:b/>
+          <w:sz w:val="24"/>
+        </w:rPr>
+        <w:t>Aktiviti Kerja 3: Carry out audio levelling  (IT-072-3:2012-C04-W03)</w:t>
       </w:r>
     </w:p>
+    <w:p>
+      <w:r>
+        <w:t>Rangka topik (Bab dan sub-topik):</w:t>
+      </w:r>
+    </w:p>
+    <w:tbl>
+      <w:tblPr>
+        <w:tblW w:type="auto" w:w="0"/>
+        <w:tblLook w:firstColumn="1" w:firstRow="1" w:lastColumn="0" w:lastRow="0" w:noHBand="0" w:noVBand="1" w:val="04A0"/>
+      </w:tblPr>
+      <w:tblGrid>
+        <w:gridCol w:w="4513"/>
+        <w:gridCol w:w="4513"/>
+      </w:tblGrid>
+      <w:tr>
+        <w:tc>
+          <w:tcPr>
+            <w:tcW w:type="dxa" w:w="4513"/>
+          </w:tcPr>
+          <w:p>
+            <w:r>
+              <w:rPr>
+                <w:b/>
+              </w:rPr>
+              <w:t>Bab</w:t>
+            </w:r>
+          </w:p>
+        </w:tc>
+        <w:tc>
+          <w:tcPr>
+            <w:tcW w:type="dxa" w:w="4513"/>
+          </w:tcPr>
+          <w:p>
+            <w:r>
+              <w:rPr>
+                <w:b/>
+              </w:rPr>
+              <w:t>Sub-topik</w:t>
+            </w:r>
+          </w:p>
+        </w:tc>
+      </w:tr>
+      <w:tr>
+        <w:tc>
+          <w:tcPr>
+            <w:tcW w:type="dxa" w:w="4513"/>
+          </w:tcPr>
+          <w:p>
+            <w:r>
+              <w:t>Bab 1: Types of Audio i.e.: Voice Over, Dialogue</w:t>
+            </w:r>
+          </w:p>
+        </w:tc>
+        <w:tc>
+          <w:tcPr>
+            <w:tcW w:type="dxa" w:w="4513"/>
+          </w:tcPr>
+          <w:p>
+            <w:r>
+              <w:t>1. Dialogue (Production Sound)</w:t>
+              <w:br/>
+              <w:t>2. Voice Over (VO)</w:t>
+              <w:br/>
+              <w:t>3. Contoh Studio: Perbandingan Aras Sebelum/Selepas</w:t>
+            </w:r>
+          </w:p>
+        </w:tc>
+      </w:tr>
+      <w:tr>
+        <w:tc>
+          <w:tcPr>
+            <w:tcW w:type="dxa" w:w="4513"/>
+          </w:tcPr>
+          <w:p>
+            <w:r>
+              <w:t>Bab 2: Audio Level i.e.: Balancing, Mixing</w:t>
+            </w:r>
+          </w:p>
+        </w:tc>
+        <w:tc>
+          <w:tcPr>
+            <w:tcW w:type="dxa" w:w="4513"/>
+          </w:tcPr>
+          <w:p>
+            <w:r>
+              <w:t>1. Balancing</w:t>
+              <w:br/>
+              <w:t>2. Mixing</w:t>
+              <w:br/>
+              <w:t>3. Senarai Semak Meja Mixing (Mixing-Desk Checklist)</w:t>
+            </w:r>
+          </w:p>
+        </w:tc>
+      </w:tr>
+      <w:tr>
+        <w:tc>
+          <w:tcPr>
+            <w:tcW w:type="dxa" w:w="4513"/>
+          </w:tcPr>
+          <w:p>
+            <w:r>
+              <w:t>Bab 3: Audio Specification i.e.: Broadcast, Digital Cinema Audio (DCA)</w:t>
+            </w:r>
+          </w:p>
+        </w:tc>
+        <w:tc>
+          <w:tcPr>
+            <w:tcW w:type="dxa" w:w="4513"/>
+          </w:tcPr>
+          <w:p>
+            <w:r>
+              <w:t>1. Broadcast Specification</w:t>
+              <w:br/>
+              <w:t>2. Digital Cinema Audio (DCA)</w:t>
+              <w:br/>
+              <w:t>3. Prosedur Pematuhan Spesifikasi</w:t>
+            </w:r>
+          </w:p>
+        </w:tc>
+      </w:tr>
+      <w:tr>
+        <w:tc>
+          <w:tcPr>
+            <w:tcW w:type="dxa" w:w="4513"/>
+          </w:tcPr>
+          <w:p>
+            <w:r>
+              <w:t>Bab 4: Editing Software i.e.: AVID Pro Tools, Adobe Audition, Adobe Soundbooth, Apple Sound Track Pro, etc</w:t>
+            </w:r>
+          </w:p>
+        </w:tc>
+        <w:tc>
+          <w:tcPr>
+            <w:tcW w:type="dxa" w:w="4513"/>
+          </w:tcPr>
+          <w:p>
+            <w:r>
+              <w:t>1. AVID Pro Tools</w:t>
+              <w:br/>
+              <w:t>2. Adobe Audition</w:t>
+              <w:br/>
+              <w:t>3. Adobe Soundbooth dan Apple Sound Track Pro</w:t>
+              <w:br/>
+              <w:t>4. Contoh Alur Kerja Studio</w:t>
+            </w:r>
+          </w:p>
+        </w:tc>
+      </w:tr>
+    </w:tbl>
     <w:p/>
     <w:p>
-      <w:pPr>
-        <w:pStyle w:val="Heading2"/>
-      </w:pPr>
       <w:r>
-        <w:t>WA4: Carry out music levelling (IT-072-3:2012-C04-W04)</w:t>
+        <w:rPr>
+          <w:b/>
+          <w:sz w:val="24"/>
+        </w:rPr>
+        <w:t>Aktiviti Kerja 4: Carry out music levelling  (IT-072-3:2012-C04-W04)</w:t>
       </w:r>
     </w:p>
+    <w:p>
+      <w:r>
+        <w:t>Rangka topik (Bab dan sub-topik):</w:t>
+      </w:r>
+    </w:p>
+    <w:tbl>
+      <w:tblPr>
+        <w:tblW w:type="auto" w:w="0"/>
+        <w:tblLook w:firstColumn="1" w:firstRow="1" w:lastColumn="0" w:lastRow="0" w:noHBand="0" w:noVBand="1" w:val="04A0"/>
+      </w:tblPr>
+      <w:tblGrid>
+        <w:gridCol w:w="4513"/>
+        <w:gridCol w:w="4513"/>
+      </w:tblGrid>
+      <w:tr>
+        <w:tc>
+          <w:tcPr>
+            <w:tcW w:type="dxa" w:w="4513"/>
+          </w:tcPr>
+          <w:p>
+            <w:r>
+              <w:rPr>
+                <w:b/>
+              </w:rPr>
+              <w:t>Bab</w:t>
+            </w:r>
+          </w:p>
+        </w:tc>
+        <w:tc>
+          <w:tcPr>
+            <w:tcW w:type="dxa" w:w="4513"/>
+          </w:tcPr>
+          <w:p>
+            <w:r>
+              <w:rPr>
+                <w:b/>
+              </w:rPr>
+              <w:t>Sub-topik</w:t>
+            </w:r>
+          </w:p>
+        </w:tc>
+      </w:tr>
+      <w:tr>
+        <w:tc>
+          <w:tcPr>
+            <w:tcW w:type="dxa" w:w="4513"/>
+          </w:tcPr>
+          <w:p>
+            <w:r>
+              <w:t>Bab 1: Music Level i.e.: Balancing, Mixing</w:t>
+            </w:r>
+          </w:p>
+        </w:tc>
+        <w:tc>
+          <w:tcPr>
+            <w:tcW w:type="dxa" w:w="4513"/>
+          </w:tcPr>
+          <w:p>
+            <w:r>
+              <w:t>1. Balancing (Ducking)</w:t>
+              <w:br/>
+              <w:t>2. Mixing</w:t>
+              <w:br/>
+              <w:t>3. Contoh Studio: Sebelum/Selepas Ducking</w:t>
+            </w:r>
+          </w:p>
+        </w:tc>
+      </w:tr>
+      <w:tr>
+        <w:tc>
+          <w:tcPr>
+            <w:tcW w:type="dxa" w:w="4513"/>
+          </w:tcPr>
+          <w:p>
+            <w:r>
+              <w:t>Bab 2: Music i.e.: Background, Composition</w:t>
+            </w:r>
+          </w:p>
+        </w:tc>
+        <w:tc>
+          <w:tcPr>
+            <w:tcW w:type="dxa" w:w="4513"/>
+          </w:tcPr>
+          <w:p>
+            <w:r>
+              <w:t>1. Background Music</w:t>
+              <w:br/>
+              <w:t>2. Composition (Muzik Komposisi/Skor Asal)</w:t>
+              <w:br/>
+              <w:t>3. Contoh Aplikasi dalam Sequence</w:t>
+            </w:r>
+          </w:p>
+        </w:tc>
+      </w:tr>
+      <w:tr>
+        <w:tc>
+          <w:tcPr>
+            <w:tcW w:type="dxa" w:w="4513"/>
+          </w:tcPr>
+          <w:p>
+            <w:r>
+              <w:t>Bab 3: Standard Audio Specification i.e.: Broadcast, Digital Cinema Audio (DCA), etc</w:t>
+            </w:r>
+          </w:p>
+        </w:tc>
+        <w:tc>
+          <w:tcPr>
+            <w:tcW w:type="dxa" w:w="4513"/>
+          </w:tcPr>
+          <w:p>
+            <w:r>
+              <w:t>1. Broadcast</w:t>
+              <w:br/>
+              <w:t>2. Digital Cinema Audio (DCA)</w:t>
+              <w:br/>
+              <w:t>3. Prosedur Semakan Pematuhan</w:t>
+            </w:r>
+          </w:p>
+        </w:tc>
+      </w:tr>
+      <w:tr>
+        <w:tc>
+          <w:tcPr>
+            <w:tcW w:type="dxa" w:w="4513"/>
+          </w:tcPr>
+          <w:p>
+            <w:r>
+              <w:t>Bab 4: Editing Software i.e.: AVID Pro Tools, Adobe Audition, Adobe Soundbooth, Apple Sound Track Pro, etc</w:t>
+            </w:r>
+          </w:p>
+        </w:tc>
+        <w:tc>
+          <w:tcPr>
+            <w:tcW w:type="dxa" w:w="4513"/>
+          </w:tcPr>
+          <w:p>
+            <w:r>
+              <w:t>1. AVID Pro Tools</w:t>
+              <w:br/>
+              <w:t>2. Adobe Audition</w:t>
+              <w:br/>
+              <w:t>3. Adobe Soundbooth dan Apple Sound Track Pro</w:t>
+              <w:br/>
+              <w:t>4. Contoh Alur Kerja Studio</w:t>
+            </w:r>
+          </w:p>
+        </w:tc>
+      </w:tr>
+    </w:tbl>
     <w:p/>
     <w:p>
-      <w:pPr>
-        <w:pStyle w:val="Heading2"/>
-      </w:pPr>
       <w:r>
-        <w:t>WA5: Carry out sound effect levelling (IT-072-3:2012-C04-W05)</w:t>
+        <w:rPr>
+          <w:b/>
+          <w:sz w:val="24"/>
+        </w:rPr>
+        <w:t>Aktiviti Kerja 5: Carry out sound effect levelling  (IT-072-3:2012-C04-W05)</w:t>
       </w:r>
     </w:p>
+    <w:p>
+      <w:r>
+        <w:t>Rangka topik (Bab dan sub-topik):</w:t>
+      </w:r>
+    </w:p>
+    <w:tbl>
+      <w:tblPr>
+        <w:tblW w:type="auto" w:w="0"/>
+        <w:tblLook w:firstColumn="1" w:firstRow="1" w:lastColumn="0" w:lastRow="0" w:noHBand="0" w:noVBand="1" w:val="04A0"/>
+      </w:tblPr>
+      <w:tblGrid>
+        <w:gridCol w:w="4513"/>
+        <w:gridCol w:w="4513"/>
+      </w:tblGrid>
+      <w:tr>
+        <w:tc>
+          <w:tcPr>
+            <w:tcW w:type="dxa" w:w="4513"/>
+          </w:tcPr>
+          <w:p>
+            <w:r>
+              <w:rPr>
+                <w:b/>
+              </w:rPr>
+              <w:t>Bab</w:t>
+            </w:r>
+          </w:p>
+        </w:tc>
+        <w:tc>
+          <w:tcPr>
+            <w:tcW w:type="dxa" w:w="4513"/>
+          </w:tcPr>
+          <w:p>
+            <w:r>
+              <w:rPr>
+                <w:b/>
+              </w:rPr>
+              <w:t>Sub-topik</w:t>
+            </w:r>
+          </w:p>
+        </w:tc>
+      </w:tr>
+      <w:tr>
+        <w:tc>
+          <w:tcPr>
+            <w:tcW w:type="dxa" w:w="4513"/>
+          </w:tcPr>
+          <w:p>
+            <w:r>
+              <w:t>Bab 1: Sound Effect Level i.e.: Balancing, Mixing</w:t>
+            </w:r>
+          </w:p>
+        </w:tc>
+        <w:tc>
+          <w:tcPr>
+            <w:tcW w:type="dxa" w:w="4513"/>
+          </w:tcPr>
+          <w:p>
+            <w:r>
+              <w:t>1. Konsep Sound Effect (SFX)</w:t>
+              <w:br/>
+              <w:t>2. Balancing</w:t>
+              <w:br/>
+              <w:t>3. Mixing</w:t>
+              <w:br/>
+              <w:t>4. Contoh Studio: Sebelum/Selepas Levelling SFX</w:t>
+            </w:r>
+          </w:p>
+        </w:tc>
+      </w:tr>
+      <w:tr>
+        <w:tc>
+          <w:tcPr>
+            <w:tcW w:type="dxa" w:w="4513"/>
+          </w:tcPr>
+          <w:p>
+            <w:r>
+              <w:t>Bab 2: Standard Audio Specification i.e.: Broadcast, Digital Cinema Audio (DCA)</w:t>
+            </w:r>
+          </w:p>
+        </w:tc>
+        <w:tc>
+          <w:tcPr>
+            <w:tcW w:type="dxa" w:w="4513"/>
+          </w:tcPr>
+          <w:p>
+            <w:r>
+              <w:t>1. Broadcast</w:t>
+              <w:br/>
+              <w:t>2. Digital Cinema Audio (DCA)</w:t>
+              <w:br/>
+              <w:t>3. Prosedur Pematuhan Spesifikasi</w:t>
+            </w:r>
+          </w:p>
+        </w:tc>
+      </w:tr>
+      <w:tr>
+        <w:tc>
+          <w:tcPr>
+            <w:tcW w:type="dxa" w:w="4513"/>
+          </w:tcPr>
+          <w:p>
+            <w:r>
+              <w:t>Bab 3: Editing Software i.e.: AVID Pro Tools, Adobe Audition, Adobe Soundbooth, Apple Sound Track Pro, etc</w:t>
+            </w:r>
+          </w:p>
+        </w:tc>
+        <w:tc>
+          <w:tcPr>
+            <w:tcW w:type="dxa" w:w="4513"/>
+          </w:tcPr>
+          <w:p>
+            <w:r>
+              <w:t>1. AVID Pro Tools</w:t>
+              <w:br/>
+              <w:t>2. Adobe Audition</w:t>
+              <w:br/>
+              <w:t>3. Adobe Soundbooth dan Apple Sound Track Pro</w:t>
+              <w:br/>
+              <w:t>4. Contoh Alur Kerja Studio</w:t>
+            </w:r>
+          </w:p>
+        </w:tc>
+      </w:tr>
+    </w:tbl>
     <w:p/>
     <w:p>
-      <w:pPr>
-        <w:pStyle w:val="Heading2"/>
-      </w:pPr>
       <w:r>
-        <w:t>WA6: Confirm audio balancing (IT-072-3:2012-C04-W06)</w:t>
+        <w:rPr>
+          <w:b/>
+          <w:sz w:val="24"/>
+        </w:rPr>
+        <w:t>Aktiviti Kerja 6: Confirm audio balancing  (IT-072-3:2012-C04-W06)</w:t>
       </w:r>
     </w:p>
+    <w:p>
+      <w:r>
+        <w:t>Rangka topik (Bab dan sub-topik):</w:t>
+      </w:r>
+    </w:p>
+    <w:tbl>
+      <w:tblPr>
+        <w:tblW w:type="auto" w:w="0"/>
+        <w:tblLook w:firstColumn="1" w:firstRow="1" w:lastColumn="0" w:lastRow="0" w:noHBand="0" w:noVBand="1" w:val="04A0"/>
+      </w:tblPr>
+      <w:tblGrid>
+        <w:gridCol w:w="4513"/>
+        <w:gridCol w:w="4513"/>
+      </w:tblGrid>
+      <w:tr>
+        <w:tc>
+          <w:tcPr>
+            <w:tcW w:type="dxa" w:w="4513"/>
+          </w:tcPr>
+          <w:p>
+            <w:r>
+              <w:rPr>
+                <w:b/>
+              </w:rPr>
+              <w:t>Bab</w:t>
+            </w:r>
+          </w:p>
+        </w:tc>
+        <w:tc>
+          <w:tcPr>
+            <w:tcW w:type="dxa" w:w="4513"/>
+          </w:tcPr>
+          <w:p>
+            <w:r>
+              <w:rPr>
+                <w:b/>
+              </w:rPr>
+              <w:t>Sub-topik</w:t>
+            </w:r>
+          </w:p>
+        </w:tc>
+      </w:tr>
+      <w:tr>
+        <w:tc>
+          <w:tcPr>
+            <w:tcW w:type="dxa" w:w="4513"/>
+          </w:tcPr>
+          <w:p>
+            <w:r>
+              <w:t>Bab 1: Foley Effect i.e.: Footstep, Hand Props, Knock, Bang, etc</w:t>
+            </w:r>
+          </w:p>
+        </w:tc>
+        <w:tc>
+          <w:tcPr>
+            <w:tcW w:type="dxa" w:w="4513"/>
+          </w:tcPr>
+          <w:p>
+            <w:r>
+              <w:t>1. Semakan Sinkronisasi Foley</w:t>
+              <w:br/>
+              <w:t>2. Senarai Semak Ringkas</w:t>
+            </w:r>
+          </w:p>
+        </w:tc>
+      </w:tr>
+      <w:tr>
+        <w:tc>
+          <w:tcPr>
+            <w:tcW w:type="dxa" w:w="4513"/>
+          </w:tcPr>
+          <w:p>
+            <w:r>
+              <w:t>Bab 2: Clean Sound i.e.: Ambience, Dialogue</w:t>
+            </w:r>
+          </w:p>
+        </w:tc>
+        <w:tc>
+          <w:tcPr>
+            <w:tcW w:type="dxa" w:w="4513"/>
+          </w:tcPr>
+          <w:p>
+            <w:r>
+              <w:t>1. Semakan Ambience dan Dialog</w:t>
+              <w:br/>
+              <w:t>2. Contoh Isu Biasa</w:t>
+            </w:r>
+          </w:p>
+        </w:tc>
+      </w:tr>
+      <w:tr>
+        <w:tc>
+          <w:tcPr>
+            <w:tcW w:type="dxa" w:w="4513"/>
+          </w:tcPr>
+          <w:p>
+            <w:r>
+              <w:t>Bab 3: Music i.e.: Background, Composition</w:t>
+            </w:r>
+          </w:p>
+        </w:tc>
+        <w:tc>
+          <w:tcPr>
+            <w:tcW w:type="dxa" w:w="4513"/>
+          </w:tcPr>
+          <w:p>
+            <w:r>
+              <w:t>1. Semakan Ducking dan Peralihan Muzik</w:t>
+              <w:br/>
+              <w:t>2. Kesilapan Biasa</w:t>
+            </w:r>
+          </w:p>
+        </w:tc>
+      </w:tr>
+      <w:tr>
+        <w:tc>
+          <w:tcPr>
+            <w:tcW w:type="dxa" w:w="4513"/>
+          </w:tcPr>
+          <w:p>
+            <w:r>
+              <w:t>Bab 4: Sound Effects</w:t>
+            </w:r>
+          </w:p>
+        </w:tc>
+        <w:tc>
+          <w:tcPr>
+            <w:tcW w:type="dxa" w:w="4513"/>
+          </w:tcPr>
+          <w:p>
+            <w:r>
+              <w:t>1. Semakan Transient dan Panning SFX</w:t>
+              <w:br/>
+              <w:t>2. Kesilapan Biasa</w:t>
+            </w:r>
+          </w:p>
+        </w:tc>
+      </w:tr>
+      <w:tr>
+        <w:tc>
+          <w:tcPr>
+            <w:tcW w:type="dxa" w:w="4513"/>
+          </w:tcPr>
+          <w:p>
+            <w:r>
+              <w:t>Bab 5: Audio Specification i.e.: Broadcast, Digital Cinema Audio (DCA)</w:t>
+            </w:r>
+          </w:p>
+        </w:tc>
+        <w:tc>
+          <w:tcPr>
+            <w:tcW w:type="dxa" w:w="4513"/>
+          </w:tcPr>
+          <w:p>
+            <w:r>
+              <w:t>1. Pemeriksaan Loudness Keseluruhan</w:t>
+              <w:br/>
+              <w:t>2. Contoh Prosedur</w:t>
+            </w:r>
+          </w:p>
+        </w:tc>
+      </w:tr>
+      <w:tr>
+        <w:tc>
+          <w:tcPr>
+            <w:tcW w:type="dxa" w:w="4513"/>
+          </w:tcPr>
+          <w:p>
+            <w:r>
+              <w:t>Bab 6: Editing Software i.e.: AVID Pro Tools, Adobe Audition, Adobe Soundbooth, Apple Sound Track Pro</w:t>
+            </w:r>
+          </w:p>
+        </w:tc>
+        <w:tc>
+          <w:tcPr>
+            <w:tcW w:type="dxa" w:w="4513"/>
+          </w:tcPr>
+          <w:p>
+            <w:r>
+              <w:t>1. Loudness Meter/Scan</w:t>
+              <w:br/>
+              <w:t>2. Bounce/Export</w:t>
+            </w:r>
+          </w:p>
+        </w:tc>
+      </w:tr>
+    </w:tbl>
     <w:p/>
     <w:sectPr>
       <w:pgSz w:w="11906" w:h="16838"/>
@@ -234,914 +1072,6 @@
       <w:cols w:space="720"/>
       <w:docGrid w:linePitch="360"/>
     </w:sectPr>
-    <w:tbl>
-      <w:tblPr>
-        <w:tblW w:w="5000" w:type="pct"/>
-        <w:tblBorders>
-          <w:top w:val="single" w:sz="4" w:space="0" w:color="auto"/>
-          <w:left w:val="single" w:sz="4" w:space="0" w:color="auto"/>
-          <w:bottom w:val="single" w:sz="4" w:space="0" w:color="auto"/>
-          <w:right w:val="single" w:sz="4" w:space="0" w:color="auto"/>
-          <w:insideH w:val="single" w:sz="4" w:space="0" w:color="auto"/>
-          <w:insideV w:val="single" w:sz="4" w:space="0" w:color="auto"/>
-        </w:tblBorders>
-        <w:tblCellMar>
-          <w:left w:w="10" w:type="dxa"/>
-          <w:right w:w="10" w:type="dxa"/>
-        </w:tblCellMar>
-        <w:tblLook w:val="0000" w:firstRow="0" w:lastRow="0" w:firstColumn="0" w:lastColumn="0" w:noHBand="0" w:noVBand="0"/>
-      </w:tblPr>
-      <w:tblGrid>
-        <w:gridCol w:w="9016"/>
-      </w:tblGrid>
-      <w:tr>
-        <w:tc>
-          <w:tcPr>
-            <w:tcW w:w="0" w:type="auto"/>
-            <w:shd w:val="clear" w:color="auto" w:fill="F2F2F2"/>
-            <w:tcMar>
-              <w:top w:w="150" w:type="dxa"/>
-              <w:left w:w="150" w:type="dxa"/>
-              <w:bottom w:w="150" w:type="dxa"/>
-              <w:right w:w="150" w:type="dxa"/>
-            </w:tcMar>
-          </w:tcPr>
-          <w:p>
-            <w:pPr>
-              <w:spacing w:line="360" w:lineRule="auto"/>
-              <w:rPr>
-                <w:rFonts w:ascii="Arial" w:hAnsi="Arial" w:cs="Arial"/>
-                <w:sz w:val="24"/>
-                <w:szCs w:val="24"/>
-              </w:rPr>
-            </w:pPr>
-            <w:r/>
-            <w:r>
-              <w:rPr>
-                <w:b/>
-                <w:sz w:val="21"/>
-              </w:rPr>
-              <w:t>PROMPT CHATGPT/AI</w:t>
-            </w:r>
-          </w:p>
-          <w:p>
-            <w:pPr/>
-            <w:r>
-              <w:rPr>
-                <w:b w:val="0"/>
-                <w:sz w:val="21"/>
-              </w:rPr>
-              <w:t>Syarikat saya [TBD: nama syarikat].</w:t>
-            </w:r>
-          </w:p>
-          <w:p>
-            <w:pPr/>
-            <w:r>
-              <w:rPr>
-                <w:b w:val="0"/>
-                <w:sz w:val="21"/>
-              </w:rPr>
-              <w:t>Syarikat akan menawarkan program IT-072-3:2012 VIDEO / FILM (EDITING) TAHAP 3 kepada pekerja kami yang berkerja sebagai Editor.</w:t>
-            </w:r>
-          </w:p>
-          <w:p>
-            <w:pPr/>
-            <w:r>
-              <w:rPr>
-                <w:b w:val="0"/>
-                <w:sz w:val="21"/>
-              </w:rPr>
-              <w:t>Module: C04 Audio Sweetening</w:t>
-            </w:r>
-          </w:p>
-          <w:p>
-            <w:pPr/>
-            <w:r>
-              <w:rPr>
-                <w:b w:val="0"/>
-                <w:sz w:val="21"/>
-              </w:rPr>
-              <w:t>Work Activity: WA1: Organise clean sound (IT-072-3:2012-C04-W01)</w:t>
-            </w:r>
-          </w:p>
-          <w:p>
-            <w:pPr/>
-            <w:r>
-              <w:rPr>
-                <w:b w:val="0"/>
-                <w:sz w:val="21"/>
-              </w:rPr>
-              <w:t>Senarai topik nota yang berkenaan dengan work activity:</w:t>
-            </w:r>
-          </w:p>
-          <w:p>
-            <w:pPr/>
-            <w:r>
-              <w:rPr>
-                <w:b w:val="0"/>
-                <w:sz w:val="21"/>
-              </w:rPr>
-              <w:t>1 Bab 1: Clean sound i.e.: Ambience, Dialogue</w:t>
-            </w:r>
-          </w:p>
-          <w:p>
-            <w:pPr/>
-            <w:r>
-              <w:rPr>
-                <w:b w:val="0"/>
-                <w:sz w:val="21"/>
-              </w:rPr>
-              <w:t>- Definisi clean sound dan kepentingannya dalam sequence timeline</w:t>
-            </w:r>
-          </w:p>
-          <w:p>
-            <w:pPr/>
-            <w:r>
-              <w:rPr>
-                <w:b w:val="0"/>
-                <w:sz w:val="21"/>
-              </w:rPr>
-              <w:t>- Ambience vs Dialogue — ciri dan perbezaan</w:t>
-            </w:r>
-          </w:p>
-          <w:p>
-            <w:pPr/>
-            <w:r>
-              <w:rPr>
-                <w:b w:val="0"/>
-                <w:sz w:val="21"/>
-              </w:rPr>
-              <w:t>2 Bab 2: Audio signal i.e.: Frequency range, Waveform, Parameters</w:t>
-            </w:r>
-          </w:p>
-          <w:p>
-            <w:pPr/>
-            <w:r>
-              <w:rPr>
-                <w:b w:val="0"/>
-                <w:sz w:val="21"/>
-              </w:rPr>
-              <w:t>- Frequency range bunyi manusia dan alat editing</w:t>
-            </w:r>
-          </w:p>
-          <w:p>
-            <w:pPr/>
-            <w:r>
-              <w:rPr>
-                <w:b w:val="0"/>
-                <w:sz w:val="21"/>
-              </w:rPr>
-              <w:t>- Membaca waveform dalam software editing</w:t>
-            </w:r>
-          </w:p>
-          <w:p>
-            <w:pPr/>
-            <w:r>
-              <w:rPr>
-                <w:b w:val="0"/>
-                <w:sz w:val="21"/>
-              </w:rPr>
-              <w:t>3 Bab 3: Audio editing techniques in editing software</w:t>
-            </w:r>
-          </w:p>
-          <w:p>
-            <w:pPr/>
-            <w:r>
-              <w:rPr>
-                <w:b w:val="0"/>
-                <w:sz w:val="21"/>
-              </w:rPr>
-              <w:t>- Teknik asas pembersihan dan penyusunan trek audio</w:t>
-            </w:r>
-          </w:p>
-        </w:tc>
-      </w:tr>
-    </w:tbl>
-    <w:tbl>
-      <w:tblPr>
-        <w:tblW w:w="5000" w:type="pct"/>
-        <w:tblBorders>
-          <w:top w:val="single" w:sz="4" w:space="0" w:color="auto"/>
-          <w:left w:val="single" w:sz="4" w:space="0" w:color="auto"/>
-          <w:bottom w:val="single" w:sz="4" w:space="0" w:color="auto"/>
-          <w:right w:val="single" w:sz="4" w:space="0" w:color="auto"/>
-          <w:insideH w:val="single" w:sz="4" w:space="0" w:color="auto"/>
-          <w:insideV w:val="single" w:sz="4" w:space="0" w:color="auto"/>
-        </w:tblBorders>
-        <w:tblCellMar>
-          <w:left w:w="10" w:type="dxa"/>
-          <w:right w:w="10" w:type="dxa"/>
-        </w:tblCellMar>
-        <w:tblLook w:val="0000" w:firstRow="0" w:lastRow="0" w:firstColumn="0" w:lastColumn="0" w:noHBand="0" w:noVBand="0"/>
-      </w:tblPr>
-      <w:tblGrid>
-        <w:gridCol w:w="9016"/>
-      </w:tblGrid>
-      <w:tr>
-        <w:tc>
-          <w:tcPr>
-            <w:tcW w:w="0" w:type="auto"/>
-            <w:shd w:val="clear" w:color="auto" w:fill="F2F2F2"/>
-            <w:tcMar>
-              <w:top w:w="150" w:type="dxa"/>
-              <w:left w:w="150" w:type="dxa"/>
-              <w:bottom w:w="150" w:type="dxa"/>
-              <w:right w:w="150" w:type="dxa"/>
-            </w:tcMar>
-          </w:tcPr>
-          <w:p>
-            <w:pPr>
-              <w:spacing w:line="360" w:lineRule="auto"/>
-              <w:rPr>
-                <w:rFonts w:ascii="Arial" w:hAnsi="Arial" w:cs="Arial"/>
-                <w:sz w:val="24"/>
-                <w:szCs w:val="24"/>
-              </w:rPr>
-            </w:pPr>
-            <w:r/>
-            <w:r>
-              <w:rPr>
-                <w:b/>
-                <w:sz w:val="21"/>
-              </w:rPr>
-              <w:t>PROMPT CHATGPT/AI</w:t>
-            </w:r>
-          </w:p>
-          <w:p>
-            <w:pPr/>
-            <w:r>
-              <w:rPr>
-                <w:b w:val="0"/>
-                <w:sz w:val="21"/>
-              </w:rPr>
-              <w:t>Syarikat saya [TBD: nama syarikat].</w:t>
-            </w:r>
-          </w:p>
-          <w:p>
-            <w:pPr/>
-            <w:r>
-              <w:rPr>
-                <w:b w:val="0"/>
-                <w:sz w:val="21"/>
-              </w:rPr>
-              <w:t>Syarikat akan menawarkan program IT-072-3:2012 VIDEO / FILM (EDITING) TAHAP 3 kepada pekerja kami yang berkerja sebagai Editor.</w:t>
-            </w:r>
-          </w:p>
-          <w:p>
-            <w:pPr/>
-            <w:r>
-              <w:rPr>
-                <w:b w:val="0"/>
-                <w:sz w:val="21"/>
-              </w:rPr>
-              <w:t>Module: C04 Audio Sweetening</w:t>
-            </w:r>
-          </w:p>
-          <w:p>
-            <w:pPr/>
-            <w:r>
-              <w:rPr>
-                <w:b w:val="0"/>
-                <w:sz w:val="21"/>
-              </w:rPr>
-              <w:t>Work Activity: WA2: Verify foley effect (IT-072-3:2012-C04-W02)</w:t>
-            </w:r>
-          </w:p>
-          <w:p>
-            <w:pPr/>
-            <w:r>
-              <w:rPr>
-                <w:b w:val="0"/>
-                <w:sz w:val="21"/>
-              </w:rPr>
-              <w:t>Senarai topik nota yang berkenaan dengan work activity:</w:t>
-            </w:r>
-          </w:p>
-          <w:p>
-            <w:pPr/>
-            <w:r>
-              <w:rPr>
-                <w:b w:val="0"/>
-                <w:sz w:val="21"/>
-              </w:rPr>
-              <w:t>1 Bab 1: Category foley effect i.e.: Feet, Prop, Cloth, etc</w:t>
-            </w:r>
-          </w:p>
-          <w:p>
-            <w:pPr/>
-            <w:r>
-              <w:rPr>
-                <w:b w:val="0"/>
-                <w:sz w:val="21"/>
-              </w:rPr>
-              <w:t>- Kategori-kategori foley dan kegunaan masing-masing</w:t>
-            </w:r>
-          </w:p>
-          <w:p>
-            <w:pPr/>
-            <w:r>
-              <w:rPr>
-                <w:b w:val="0"/>
-                <w:sz w:val="21"/>
-              </w:rPr>
-              <w:t>2 Bab 2: Foley effect i.e.: Footstep, Hand props, Knock, Bang, etc</w:t>
-            </w:r>
-          </w:p>
-          <w:p>
-            <w:pPr/>
-            <w:r>
-              <w:rPr>
-                <w:b w:val="0"/>
-                <w:sz w:val="21"/>
-              </w:rPr>
-              <w:t>- Contoh spesifik foley effect dan aplikasinya dalam sequence</w:t>
-            </w:r>
-          </w:p>
-        </w:tc>
-      </w:tr>
-    </w:tbl>
-    <w:tbl>
-      <w:tblPr>
-        <w:tblW w:w="5000" w:type="pct"/>
-        <w:tblBorders>
-          <w:top w:val="single" w:sz="4" w:space="0" w:color="auto"/>
-          <w:left w:val="single" w:sz="4" w:space="0" w:color="auto"/>
-          <w:bottom w:val="single" w:sz="4" w:space="0" w:color="auto"/>
-          <w:right w:val="single" w:sz="4" w:space="0" w:color="auto"/>
-          <w:insideH w:val="single" w:sz="4" w:space="0" w:color="auto"/>
-          <w:insideV w:val="single" w:sz="4" w:space="0" w:color="auto"/>
-        </w:tblBorders>
-        <w:tblCellMar>
-          <w:left w:w="10" w:type="dxa"/>
-          <w:right w:w="10" w:type="dxa"/>
-        </w:tblCellMar>
-        <w:tblLook w:val="0000" w:firstRow="0" w:lastRow="0" w:firstColumn="0" w:lastColumn="0" w:noHBand="0" w:noVBand="0"/>
-      </w:tblPr>
-      <w:tblGrid>
-        <w:gridCol w:w="9016"/>
-      </w:tblGrid>
-      <w:tr>
-        <w:tc>
-          <w:tcPr>
-            <w:tcW w:w="0" w:type="auto"/>
-            <w:shd w:val="clear" w:color="auto" w:fill="F2F2F2"/>
-            <w:tcMar>
-              <w:top w:w="150" w:type="dxa"/>
-              <w:left w:w="150" w:type="dxa"/>
-              <w:bottom w:w="150" w:type="dxa"/>
-              <w:right w:w="150" w:type="dxa"/>
-            </w:tcMar>
-          </w:tcPr>
-          <w:p>
-            <w:pPr>
-              <w:spacing w:line="360" w:lineRule="auto"/>
-              <w:rPr>
-                <w:rFonts w:ascii="Arial" w:hAnsi="Arial" w:cs="Arial"/>
-                <w:sz w:val="24"/>
-                <w:szCs w:val="24"/>
-              </w:rPr>
-            </w:pPr>
-            <w:r/>
-            <w:r>
-              <w:rPr>
-                <w:b/>
-                <w:sz w:val="21"/>
-              </w:rPr>
-              <w:t>PROMPT CHATGPT/AI</w:t>
-            </w:r>
-          </w:p>
-          <w:p>
-            <w:pPr/>
-            <w:r>
-              <w:rPr>
-                <w:b w:val="0"/>
-                <w:sz w:val="21"/>
-              </w:rPr>
-              <w:t>Syarikat saya [TBD: nama syarikat].</w:t>
-            </w:r>
-          </w:p>
-          <w:p>
-            <w:pPr/>
-            <w:r>
-              <w:rPr>
-                <w:b w:val="0"/>
-                <w:sz w:val="21"/>
-              </w:rPr>
-              <w:t>Syarikat akan menawarkan program IT-072-3:2012 VIDEO / FILM (EDITING) TAHAP 3 kepada pekerja kami yang berkerja sebagai Editor.</w:t>
-            </w:r>
-          </w:p>
-          <w:p>
-            <w:pPr/>
-            <w:r>
-              <w:rPr>
-                <w:b w:val="0"/>
-                <w:sz w:val="21"/>
-              </w:rPr>
-              <w:t>Module: C04 Audio Sweetening</w:t>
-            </w:r>
-          </w:p>
-          <w:p>
-            <w:pPr/>
-            <w:r>
-              <w:rPr>
-                <w:b w:val="0"/>
-                <w:sz w:val="21"/>
-              </w:rPr>
-              <w:t>Work Activity: WA3: Carry out audio levelling (IT-072-3:2012-C04-W03)</w:t>
-            </w:r>
-          </w:p>
-          <w:p>
-            <w:pPr/>
-            <w:r>
-              <w:rPr>
-                <w:b w:val="0"/>
-                <w:sz w:val="21"/>
-              </w:rPr>
-              <w:t>Senarai topik nota yang berkenaan dengan work activity:</w:t>
-            </w:r>
-          </w:p>
-          <w:p>
-            <w:pPr/>
-            <w:r>
-              <w:rPr>
-                <w:b w:val="0"/>
-                <w:sz w:val="21"/>
-              </w:rPr>
-              <w:t>1 Bab 1: Types of audio i.e.: Voice Over, Dialogue</w:t>
-            </w:r>
-          </w:p>
-          <w:p>
-            <w:pPr/>
-            <w:r>
-              <w:rPr>
-                <w:b w:val="0"/>
-                <w:sz w:val="21"/>
-              </w:rPr>
-              <w:t>2 Bab 2: Audio level i.e.: Balancing, Mixing</w:t>
-            </w:r>
-          </w:p>
-          <w:p>
-            <w:pPr/>
-            <w:r>
-              <w:rPr>
-                <w:b w:val="0"/>
-                <w:sz w:val="21"/>
-              </w:rPr>
-              <w:t>3 Bab 3: Audio specification i.e.: Broadcast, Digital Cinema Audio (DCA)</w:t>
-            </w:r>
-          </w:p>
-          <w:p>
-            <w:pPr/>
-            <w:r>
-              <w:rPr>
-                <w:b w:val="0"/>
-                <w:sz w:val="21"/>
-              </w:rPr>
-              <w:t>4 Bab 4: Editing software i.e.: AVID Pro Tools, Adobe Audition, Adobe Soundbooth, Apple Sound Track Pro, etc</w:t>
-            </w:r>
-          </w:p>
-        </w:tc>
-      </w:tr>
-    </w:tbl>
-    <w:tbl>
-      <w:tblPr>
-        <w:tblW w:w="5000" w:type="pct"/>
-        <w:tblBorders>
-          <w:top w:val="single" w:sz="4" w:space="0" w:color="auto"/>
-          <w:left w:val="single" w:sz="4" w:space="0" w:color="auto"/>
-          <w:bottom w:val="single" w:sz="4" w:space="0" w:color="auto"/>
-          <w:right w:val="single" w:sz="4" w:space="0" w:color="auto"/>
-          <w:insideH w:val="single" w:sz="4" w:space="0" w:color="auto"/>
-          <w:insideV w:val="single" w:sz="4" w:space="0" w:color="auto"/>
-        </w:tblBorders>
-        <w:tblCellMar>
-          <w:left w:w="10" w:type="dxa"/>
-          <w:right w:w="10" w:type="dxa"/>
-        </w:tblCellMar>
-        <w:tblLook w:val="0000" w:firstRow="0" w:lastRow="0" w:firstColumn="0" w:lastColumn="0" w:noHBand="0" w:noVBand="0"/>
-      </w:tblPr>
-      <w:tblGrid>
-        <w:gridCol w:w="9016"/>
-      </w:tblGrid>
-      <w:tr>
-        <w:tc>
-          <w:tcPr>
-            <w:tcW w:w="0" w:type="auto"/>
-            <w:shd w:val="clear" w:color="auto" w:fill="F2F2F2"/>
-            <w:tcMar>
-              <w:top w:w="150" w:type="dxa"/>
-              <w:left w:w="150" w:type="dxa"/>
-              <w:bottom w:w="150" w:type="dxa"/>
-              <w:right w:w="150" w:type="dxa"/>
-            </w:tcMar>
-          </w:tcPr>
-          <w:p>
-            <w:pPr>
-              <w:spacing w:line="360" w:lineRule="auto"/>
-              <w:rPr>
-                <w:rFonts w:ascii="Arial" w:hAnsi="Arial" w:cs="Arial"/>
-                <w:sz w:val="24"/>
-                <w:szCs w:val="24"/>
-              </w:rPr>
-            </w:pPr>
-            <w:r/>
-            <w:r>
-              <w:rPr>
-                <w:b/>
-                <w:sz w:val="21"/>
-              </w:rPr>
-              <w:t>PROMPT CHATGPT/AI</w:t>
-            </w:r>
-          </w:p>
-          <w:p>
-            <w:pPr/>
-            <w:r>
-              <w:rPr>
-                <w:b w:val="0"/>
-                <w:sz w:val="21"/>
-              </w:rPr>
-              <w:t>Syarikat saya [TBD: nama syarikat].</w:t>
-            </w:r>
-          </w:p>
-          <w:p>
-            <w:pPr/>
-            <w:r>
-              <w:rPr>
-                <w:b w:val="0"/>
-                <w:sz w:val="21"/>
-              </w:rPr>
-              <w:t>Syarikat akan menawarkan program IT-072-3:2012 VIDEO / FILM (EDITING) TAHAP 3 kepada pekerja kami yang berkerja sebagai Editor.</w:t>
-            </w:r>
-          </w:p>
-          <w:p>
-            <w:pPr/>
-            <w:r>
-              <w:rPr>
-                <w:b w:val="0"/>
-                <w:sz w:val="21"/>
-              </w:rPr>
-              <w:t>Module: C04 Audio Sweetening</w:t>
-            </w:r>
-          </w:p>
-          <w:p>
-            <w:pPr/>
-            <w:r>
-              <w:rPr>
-                <w:b w:val="0"/>
-                <w:sz w:val="21"/>
-              </w:rPr>
-              <w:t>Work Activity: WA4: Carry out music levelling (IT-072-3:2012-C04-W04)</w:t>
-            </w:r>
-          </w:p>
-          <w:p>
-            <w:pPr/>
-            <w:r>
-              <w:rPr>
-                <w:b w:val="0"/>
-                <w:sz w:val="21"/>
-              </w:rPr>
-              <w:t>Senarai topik nota yang berkenaan dengan work activity:</w:t>
-            </w:r>
-          </w:p>
-          <w:p>
-            <w:pPr/>
-            <w:r>
-              <w:rPr>
-                <w:b w:val="0"/>
-                <w:sz w:val="21"/>
-              </w:rPr>
-              <w:t>1 Bab 1: Music level i.e.: Balancing, Mixing</w:t>
-            </w:r>
-          </w:p>
-          <w:p>
-            <w:pPr/>
-            <w:r>
-              <w:rPr>
-                <w:b w:val="0"/>
-                <w:sz w:val="21"/>
-              </w:rPr>
-              <w:t>2 Bab 2: Music i.e.: Background, Composition</w:t>
-            </w:r>
-          </w:p>
-          <w:p>
-            <w:pPr/>
-            <w:r>
-              <w:rPr>
-                <w:b w:val="0"/>
-                <w:sz w:val="21"/>
-              </w:rPr>
-              <w:t>3 Bab 3: Standard audio specification i.e.: Broadcast, Digital Cinema Audio (DCA), etc</w:t>
-            </w:r>
-          </w:p>
-          <w:p>
-            <w:pPr/>
-            <w:r>
-              <w:rPr>
-                <w:b w:val="0"/>
-                <w:sz w:val="21"/>
-              </w:rPr>
-              <w:t>4 Bab 4: Editing software i.e.: AVID Pro Tools, Adobe Audition, Adobe Soundbooth, Apple Sound Track Pro, etc</w:t>
-            </w:r>
-          </w:p>
-        </w:tc>
-      </w:tr>
-    </w:tbl>
-    <w:tbl>
-      <w:tblPr>
-        <w:tblW w:w="5000" w:type="pct"/>
-        <w:tblBorders>
-          <w:top w:val="single" w:sz="4" w:space="0" w:color="auto"/>
-          <w:left w:val="single" w:sz="4" w:space="0" w:color="auto"/>
-          <w:bottom w:val="single" w:sz="4" w:space="0" w:color="auto"/>
-          <w:right w:val="single" w:sz="4" w:space="0" w:color="auto"/>
-          <w:insideH w:val="single" w:sz="4" w:space="0" w:color="auto"/>
-          <w:insideV w:val="single" w:sz="4" w:space="0" w:color="auto"/>
-        </w:tblBorders>
-        <w:tblCellMar>
-          <w:left w:w="10" w:type="dxa"/>
-          <w:right w:w="10" w:type="dxa"/>
-        </w:tblCellMar>
-        <w:tblLook w:val="0000" w:firstRow="0" w:lastRow="0" w:firstColumn="0" w:lastColumn="0" w:noHBand="0" w:noVBand="0"/>
-      </w:tblPr>
-      <w:tblGrid>
-        <w:gridCol w:w="9016"/>
-      </w:tblGrid>
-      <w:tr>
-        <w:tc>
-          <w:tcPr>
-            <w:tcW w:w="0" w:type="auto"/>
-            <w:shd w:val="clear" w:color="auto" w:fill="F2F2F2"/>
-            <w:tcMar>
-              <w:top w:w="150" w:type="dxa"/>
-              <w:left w:w="150" w:type="dxa"/>
-              <w:bottom w:w="150" w:type="dxa"/>
-              <w:right w:w="150" w:type="dxa"/>
-            </w:tcMar>
-          </w:tcPr>
-          <w:p>
-            <w:pPr>
-              <w:spacing w:line="360" w:lineRule="auto"/>
-              <w:rPr>
-                <w:rFonts w:ascii="Arial" w:hAnsi="Arial" w:cs="Arial"/>
-                <w:sz w:val="24"/>
-                <w:szCs w:val="24"/>
-              </w:rPr>
-            </w:pPr>
-            <w:r/>
-            <w:r>
-              <w:rPr>
-                <w:b/>
-                <w:sz w:val="21"/>
-              </w:rPr>
-              <w:t>PROMPT CHATGPT/AI</w:t>
-            </w:r>
-          </w:p>
-          <w:p>
-            <w:pPr/>
-            <w:r>
-              <w:rPr>
-                <w:b w:val="0"/>
-                <w:sz w:val="21"/>
-              </w:rPr>
-              <w:t>Syarikat saya [TBD: nama syarikat].</w:t>
-            </w:r>
-          </w:p>
-          <w:p>
-            <w:pPr/>
-            <w:r>
-              <w:rPr>
-                <w:b w:val="0"/>
-                <w:sz w:val="21"/>
-              </w:rPr>
-              <w:t>Syarikat akan menawarkan program IT-072-3:2012 VIDEO / FILM (EDITING) TAHAP 3 kepada pekerja kami yang berkerja sebagai Editor.</w:t>
-            </w:r>
-          </w:p>
-          <w:p>
-            <w:pPr/>
-            <w:r>
-              <w:rPr>
-                <w:b w:val="0"/>
-                <w:sz w:val="21"/>
-              </w:rPr>
-              <w:t>Module: C04 Audio Sweetening</w:t>
-            </w:r>
-          </w:p>
-          <w:p>
-            <w:pPr/>
-            <w:r>
-              <w:rPr>
-                <w:b w:val="0"/>
-                <w:sz w:val="21"/>
-              </w:rPr>
-              <w:t>Work Activity: WA5: Carry out sound effect levelling (IT-072-3:2012-C04-W05)</w:t>
-            </w:r>
-          </w:p>
-          <w:p>
-            <w:pPr/>
-            <w:r>
-              <w:rPr>
-                <w:b w:val="0"/>
-                <w:sz w:val="21"/>
-              </w:rPr>
-              <w:t>Senarai topik nota yang berkenaan dengan work activity:</w:t>
-            </w:r>
-          </w:p>
-          <w:p>
-            <w:pPr/>
-            <w:r>
-              <w:rPr>
-                <w:b w:val="0"/>
-                <w:sz w:val="21"/>
-              </w:rPr>
-              <w:t>1 Bab 1: Sound effect level i.e.: Balancing, Mixing</w:t>
-            </w:r>
-          </w:p>
-          <w:p>
-            <w:pPr/>
-            <w:r>
-              <w:rPr>
-                <w:b w:val="0"/>
-                <w:sz w:val="21"/>
-              </w:rPr>
-              <w:t>2 Bab 2: Standard audio specification i.e.: Broadcast, Digital Cinema Audio (DCA)</w:t>
-            </w:r>
-          </w:p>
-          <w:p>
-            <w:pPr/>
-            <w:r>
-              <w:rPr>
-                <w:b w:val="0"/>
-                <w:sz w:val="21"/>
-              </w:rPr>
-              <w:t>3 Bab 3: Editing software i.e.: AVID Pro Tools, Adobe Audition, Adobe Soundbooth, Apple Sound Track Pro, etc</w:t>
-            </w:r>
-          </w:p>
-        </w:tc>
-      </w:tr>
-    </w:tbl>
-    <w:tbl>
-      <w:tblPr>
-        <w:tblW w:w="5000" w:type="pct"/>
-        <w:tblBorders>
-          <w:top w:val="single" w:sz="4" w:space="0" w:color="auto"/>
-          <w:left w:val="single" w:sz="4" w:space="0" w:color="auto"/>
-          <w:bottom w:val="single" w:sz="4" w:space="0" w:color="auto"/>
-          <w:right w:val="single" w:sz="4" w:space="0" w:color="auto"/>
-          <w:insideH w:val="single" w:sz="4" w:space="0" w:color="auto"/>
-          <w:insideV w:val="single" w:sz="4" w:space="0" w:color="auto"/>
-        </w:tblBorders>
-        <w:tblCellMar>
-          <w:left w:w="10" w:type="dxa"/>
-          <w:right w:w="10" w:type="dxa"/>
-        </w:tblCellMar>
-        <w:tblLook w:val="0000" w:firstRow="0" w:lastRow="0" w:firstColumn="0" w:lastColumn="0" w:noHBand="0" w:noVBand="0"/>
-      </w:tblPr>
-      <w:tblGrid>
-        <w:gridCol w:w="9016"/>
-      </w:tblGrid>
-      <w:tr>
-        <w:tc>
-          <w:tcPr>
-            <w:tcW w:w="0" w:type="auto"/>
-            <w:shd w:val="clear" w:color="auto" w:fill="F2F2F2"/>
-            <w:tcMar>
-              <w:top w:w="150" w:type="dxa"/>
-              <w:left w:w="150" w:type="dxa"/>
-              <w:bottom w:w="150" w:type="dxa"/>
-              <w:right w:w="150" w:type="dxa"/>
-            </w:tcMar>
-          </w:tcPr>
-          <w:p>
-            <w:pPr>
-              <w:spacing w:line="360" w:lineRule="auto"/>
-              <w:rPr>
-                <w:rFonts w:ascii="Arial" w:hAnsi="Arial" w:cs="Arial"/>
-                <w:sz w:val="24"/>
-                <w:szCs w:val="24"/>
-              </w:rPr>
-            </w:pPr>
-            <w:r/>
-            <w:r>
-              <w:rPr>
-                <w:b/>
-                <w:sz w:val="21"/>
-              </w:rPr>
-              <w:t>PROMPT CHATGPT/AI</w:t>
-            </w:r>
-          </w:p>
-          <w:p>
-            <w:pPr/>
-            <w:r>
-              <w:rPr>
-                <w:b w:val="0"/>
-                <w:sz w:val="21"/>
-              </w:rPr>
-              <w:t>Syarikat saya [TBD: nama syarikat].</w:t>
-            </w:r>
-          </w:p>
-          <w:p>
-            <w:pPr/>
-            <w:r>
-              <w:rPr>
-                <w:b w:val="0"/>
-                <w:sz w:val="21"/>
-              </w:rPr>
-              <w:t>Syarikat akan menawarkan program IT-072-3:2012 VIDEO / FILM (EDITING) TAHAP 3 kepada pekerja kami yang berkerja sebagai Editor.</w:t>
-            </w:r>
-          </w:p>
-          <w:p>
-            <w:pPr/>
-            <w:r>
-              <w:rPr>
-                <w:b w:val="0"/>
-                <w:sz w:val="21"/>
-              </w:rPr>
-              <w:t>Module: C04 Audio Sweetening</w:t>
-            </w:r>
-          </w:p>
-          <w:p>
-            <w:pPr/>
-            <w:r>
-              <w:rPr>
-                <w:b w:val="0"/>
-                <w:sz w:val="21"/>
-              </w:rPr>
-              <w:t>Work Activity: WA6: Confirm audio balancing (IT-072-3:2012-C04-W06)</w:t>
-            </w:r>
-          </w:p>
-          <w:p>
-            <w:pPr/>
-            <w:r>
-              <w:rPr>
-                <w:b w:val="0"/>
-                <w:sz w:val="21"/>
-              </w:rPr>
-              <w:t>Senarai topik nota yang berkenaan dengan work activity:</w:t>
-            </w:r>
-          </w:p>
-          <w:p>
-            <w:pPr/>
-            <w:r>
-              <w:rPr>
-                <w:b w:val="0"/>
-                <w:sz w:val="21"/>
-              </w:rPr>
-              <w:t>1 Bab 1: Foley effect i.e.: Footstep, Hand props, Knock, Bang, etc</w:t>
-            </w:r>
-          </w:p>
-          <w:p>
-            <w:pPr/>
-            <w:r>
-              <w:rPr>
-                <w:b w:val="0"/>
-                <w:sz w:val="21"/>
-              </w:rPr>
-              <w:t>2 Bab 2: Clean sound i.e.: Ambience, Dialogue</w:t>
-            </w:r>
-          </w:p>
-          <w:p>
-            <w:pPr/>
-            <w:r>
-              <w:rPr>
-                <w:b w:val="0"/>
-                <w:sz w:val="21"/>
-              </w:rPr>
-              <w:t>3 Bab 3: Music i.e.: Background, Composition</w:t>
-            </w:r>
-          </w:p>
-          <w:p>
-            <w:pPr/>
-            <w:r>
-              <w:rPr>
-                <w:b w:val="0"/>
-                <w:sz w:val="21"/>
-              </w:rPr>
-              <w:t>4 Bab 4: Sound effects</w:t>
-            </w:r>
-          </w:p>
-          <w:p>
-            <w:pPr/>
-            <w:r>
-              <w:rPr>
-                <w:b w:val="0"/>
-                <w:sz w:val="21"/>
-              </w:rPr>
-              <w:t>5 Bab 5: Audio specification i.e.: Broadcast, Digital Cinema Audio (DCA)</w:t>
-            </w:r>
-          </w:p>
-          <w:p>
-            <w:pPr/>
-            <w:r>
-              <w:rPr>
-                <w:b w:val="0"/>
-                <w:sz w:val="21"/>
-              </w:rPr>
-              <w:t>6 Bab 6: Editing software i.e.: AVID Pro Tools, Adobe Audition, Adobe Soundbooth, Apple Sound Track Pro</w:t>
-            </w:r>
-          </w:p>
-        </w:tc>
-      </w:tr>
-    </w:tbl>
   </w:body>
 </w:document>
 </file>

--- a/video-film-editing/output/04 3.3a Rangka Nota Pembelajaran/3.3a-04 Rangka Nota Pembelajaran C04 AUDIO SWEETENING (IT-072).docx
+++ b/video-film-editing/output/04 3.3a Rangka Nota Pembelajaran/3.3a-04 Rangka Nota Pembelajaran C04 AUDIO SWEETENING (IT-072).docx
@@ -5,7 +5,8 @@
     <w:p>
       <w:pPr>
         <w:pStyle w:val="Title"/>
-        <w:spacing w:line="360" w:lineRule="auto"/>
+        <w:spacing w:line="276" w:lineRule="auto" w:after="120"/>
+        <w:jc w:val="left"/>
         <w:rPr>
           <w:rFonts w:ascii="Arial" w:hAnsi="Arial" w:cs="Arial"/>
           <w:sz w:val="24"/>
@@ -18,7 +19,8 @@
           <w:rFonts w:ascii="Arial" w:hAnsi="Arial" w:cs="Arial"/>
           <w:b/>
           <w:bCs/>
-          <w:sz w:val="24"/>
+          <w:color w:val="000000"/>
+          <w:sz w:val="22"/>
           <w:szCs w:val="24"/>
           <w:lang w:val="pt-BR"/>
         </w:rPr>
@@ -28,6 +30,7 @@
     <w:tbl>
       <w:tblPr>
         <w:tblW w:type="auto" w:w="0"/>
+        <w:tblLayout w:type="autofit"/>
         <w:tblLook w:firstColumn="1" w:firstRow="1" w:lastColumn="0" w:lastRow="0" w:noHBand="0" w:noVBand="1" w:val="04A0"/>
         <w:tblBorders>
           <w:top w:val="single" w:sz="4" w:space="0" w:color="000000"/>
@@ -46,15 +49,36 @@
         <w:gridCol w:w="1805"/>
       </w:tblGrid>
       <w:tr>
+        <w:trPr>
+          <w:tblHeader w:val="true"/>
+          <w:cantSplit w:val="true"/>
+        </w:trPr>
         <w:tc>
           <w:tcPr>
             <w:tcW w:type="dxa" w:w="1805"/>
-          </w:tcPr>
-          <w:p>
-            <w:r/>
-            <w:r>
-              <w:rPr>
+            <w:tcMar>
+              <w:top w:w="57" w:type="dxa"/>
+              <w:left w:w="57" w:type="dxa"/>
+              <w:bottom w:w="57" w:type="dxa"/>
+              <w:right w:w="57" w:type="dxa"/>
+            </w:tcMar>
+            <w:shd w:val="clear" w:color="auto" w:fill="D9D9D9"/>
+          </w:tcPr>
+          <w:p>
+            <w:r>
+              <w:rPr>
+                <w:rFonts w:ascii="Arial" w:hAnsi="Arial" w:cs="Arial"/>
                 <w:b/>
+                <w:color w:val="000000"/>
+                <w:sz w:val="20"/>
+              </w:rPr>
+            </w:r>
+            <w:r>
+              <w:rPr>
+                <w:rFonts w:ascii="Arial" w:hAnsi="Arial" w:cs="Arial"/>
+                <w:b/>
+                <w:color w:val="000000"/>
+                <w:sz w:val="20"/>
               </w:rPr>
               <w:t>Kod Program</w:t>
             </w:r>
@@ -63,12 +87,29 @@
         <w:tc>
           <w:tcPr>
             <w:tcW w:type="dxa" w:w="1805"/>
-          </w:tcPr>
-          <w:p>
-            <w:r/>
-            <w:r>
-              <w:rPr>
+            <w:tcMar>
+              <w:top w:w="57" w:type="dxa"/>
+              <w:left w:w="57" w:type="dxa"/>
+              <w:bottom w:w="57" w:type="dxa"/>
+              <w:right w:w="57" w:type="dxa"/>
+            </w:tcMar>
+            <w:shd w:val="clear" w:color="auto" w:fill="D9D9D9"/>
+          </w:tcPr>
+          <w:p>
+            <w:r>
+              <w:rPr>
+                <w:rFonts w:ascii="Arial" w:hAnsi="Arial" w:cs="Arial"/>
                 <w:b/>
+                <w:color w:val="000000"/>
+                <w:sz w:val="20"/>
+              </w:rPr>
+            </w:r>
+            <w:r>
+              <w:rPr>
+                <w:rFonts w:ascii="Arial" w:hAnsi="Arial" w:cs="Arial"/>
+                <w:b/>
+                <w:color w:val="000000"/>
+                <w:sz w:val="20"/>
               </w:rPr>
               <w:t>Tahap</w:t>
             </w:r>
@@ -77,12 +118,29 @@
         <w:tc>
           <w:tcPr>
             <w:tcW w:type="dxa" w:w="1805"/>
-          </w:tcPr>
-          <w:p>
-            <w:r/>
-            <w:r>
-              <w:rPr>
+            <w:tcMar>
+              <w:top w:w="57" w:type="dxa"/>
+              <w:left w:w="57" w:type="dxa"/>
+              <w:bottom w:w="57" w:type="dxa"/>
+              <w:right w:w="57" w:type="dxa"/>
+            </w:tcMar>
+            <w:shd w:val="clear" w:color="auto" w:fill="D9D9D9"/>
+          </w:tcPr>
+          <w:p>
+            <w:r>
+              <w:rPr>
+                <w:rFonts w:ascii="Arial" w:hAnsi="Arial" w:cs="Arial"/>
                 <w:b/>
+                <w:color w:val="000000"/>
+                <w:sz w:val="20"/>
+              </w:rPr>
+            </w:r>
+            <w:r>
+              <w:rPr>
+                <w:rFonts w:ascii="Arial" w:hAnsi="Arial" w:cs="Arial"/>
+                <w:b/>
+                <w:color w:val="000000"/>
+                <w:sz w:val="20"/>
               </w:rPr>
               <w:t>Kod/Nama CU</w:t>
             </w:r>
@@ -91,12 +149,29 @@
         <w:tc>
           <w:tcPr>
             <w:tcW w:type="dxa" w:w="1805"/>
-          </w:tcPr>
-          <w:p>
-            <w:r/>
-            <w:r>
-              <w:rPr>
+            <w:tcMar>
+              <w:top w:w="57" w:type="dxa"/>
+              <w:left w:w="57" w:type="dxa"/>
+              <w:bottom w:w="57" w:type="dxa"/>
+              <w:right w:w="57" w:type="dxa"/>
+            </w:tcMar>
+            <w:shd w:val="clear" w:color="auto" w:fill="D9D9D9"/>
+          </w:tcPr>
+          <w:p>
+            <w:r>
+              <w:rPr>
+                <w:rFonts w:ascii="Arial" w:hAnsi="Arial" w:cs="Arial"/>
                 <w:b/>
+                <w:color w:val="000000"/>
+                <w:sz w:val="20"/>
+              </w:rPr>
+            </w:r>
+            <w:r>
+              <w:rPr>
+                <w:rFonts w:ascii="Arial" w:hAnsi="Arial" w:cs="Arial"/>
+                <w:b/>
+                <w:color w:val="000000"/>
+                <w:sz w:val="20"/>
               </w:rPr>
               <w:t>Bil. WA</w:t>
             </w:r>
@@ -105,12 +180,29 @@
         <w:tc>
           <w:tcPr>
             <w:tcW w:type="dxa" w:w="1805"/>
-          </w:tcPr>
-          <w:p>
-            <w:r/>
-            <w:r>
-              <w:rPr>
+            <w:tcMar>
+              <w:top w:w="57" w:type="dxa"/>
+              <w:left w:w="57" w:type="dxa"/>
+              <w:bottom w:w="57" w:type="dxa"/>
+              <w:right w:w="57" w:type="dxa"/>
+            </w:tcMar>
+            <w:shd w:val="clear" w:color="auto" w:fill="D9D9D9"/>
+          </w:tcPr>
+          <w:p>
+            <w:r>
+              <w:rPr>
+                <w:rFonts w:ascii="Arial" w:hAnsi="Arial" w:cs="Arial"/>
                 <w:b/>
+                <w:color w:val="000000"/>
+                <w:sz w:val="20"/>
+              </w:rPr>
+            </w:r>
+            <w:r>
+              <w:rPr>
+                <w:rFonts w:ascii="Arial" w:hAnsi="Arial" w:cs="Arial"/>
+                <w:b/>
+                <w:color w:val="000000"/>
+                <w:sz w:val="20"/>
               </w:rPr>
               <w:t>Tarikh</w:t>
             </w:r>
@@ -118,13 +210,33 @@
         </w:tc>
       </w:tr>
       <w:tr>
+        <w:trPr>
+          <w:cantSplit w:val="true"/>
+        </w:trPr>
         <w:tc>
           <w:tcPr>
             <w:tcW w:type="dxa" w:w="1805"/>
-          </w:tcPr>
-          <w:p>
-            <w:r/>
-            <w:r>
+            <w:tcMar>
+              <w:top w:w="57" w:type="dxa"/>
+              <w:left w:w="57" w:type="dxa"/>
+              <w:bottom w:w="57" w:type="dxa"/>
+              <w:right w:w="57" w:type="dxa"/>
+            </w:tcMar>
+          </w:tcPr>
+          <w:p>
+            <w:r>
+              <w:rPr>
+                <w:rFonts w:ascii="Arial" w:hAnsi="Arial" w:cs="Arial"/>
+                <w:color w:val="000000"/>
+                <w:sz w:val="20"/>
+              </w:rPr>
+            </w:r>
+            <w:r>
+              <w:rPr>
+                <w:rFonts w:ascii="Arial" w:hAnsi="Arial" w:cs="Arial"/>
+                <w:color w:val="000000"/>
+                <w:sz w:val="20"/>
+              </w:rPr>
               <w:t>IT-072-3:2012</w:t>
             </w:r>
           </w:p>
@@ -132,10 +244,27 @@
         <w:tc>
           <w:tcPr>
             <w:tcW w:type="dxa" w:w="1805"/>
-          </w:tcPr>
-          <w:p>
-            <w:r/>
-            <w:r>
+            <w:tcMar>
+              <w:top w:w="57" w:type="dxa"/>
+              <w:left w:w="57" w:type="dxa"/>
+              <w:bottom w:w="57" w:type="dxa"/>
+              <w:right w:w="57" w:type="dxa"/>
+            </w:tcMar>
+          </w:tcPr>
+          <w:p>
+            <w:r>
+              <w:rPr>
+                <w:rFonts w:ascii="Arial" w:hAnsi="Arial" w:cs="Arial"/>
+                <w:color w:val="000000"/>
+                <w:sz w:val="20"/>
+              </w:rPr>
+            </w:r>
+            <w:r>
+              <w:rPr>
+                <w:rFonts w:ascii="Arial" w:hAnsi="Arial" w:cs="Arial"/>
+                <w:color w:val="000000"/>
+                <w:sz w:val="20"/>
+              </w:rPr>
               <w:t>3</w:t>
             </w:r>
           </w:p>
@@ -143,10 +272,27 @@
         <w:tc>
           <w:tcPr>
             <w:tcW w:type="dxa" w:w="1805"/>
-          </w:tcPr>
-          <w:p>
-            <w:r/>
-            <w:r>
+            <w:tcMar>
+              <w:top w:w="57" w:type="dxa"/>
+              <w:left w:w="57" w:type="dxa"/>
+              <w:bottom w:w="57" w:type="dxa"/>
+              <w:right w:w="57" w:type="dxa"/>
+            </w:tcMar>
+          </w:tcPr>
+          <w:p>
+            <w:r>
+              <w:rPr>
+                <w:rFonts w:ascii="Arial" w:hAnsi="Arial" w:cs="Arial"/>
+                <w:color w:val="000000"/>
+                <w:sz w:val="20"/>
+              </w:rPr>
+            </w:r>
+            <w:r>
+              <w:rPr>
+                <w:rFonts w:ascii="Arial" w:hAnsi="Arial" w:cs="Arial"/>
+                <w:color w:val="000000"/>
+                <w:sz w:val="20"/>
+              </w:rPr>
               <w:t>C04 — Audio Sweetening</w:t>
             </w:r>
           </w:p>
@@ -154,10 +300,27 @@
         <w:tc>
           <w:tcPr>
             <w:tcW w:type="dxa" w:w="1805"/>
-          </w:tcPr>
-          <w:p>
-            <w:r/>
-            <w:r>
+            <w:tcMar>
+              <w:top w:w="57" w:type="dxa"/>
+              <w:left w:w="57" w:type="dxa"/>
+              <w:bottom w:w="57" w:type="dxa"/>
+              <w:right w:w="57" w:type="dxa"/>
+            </w:tcMar>
+          </w:tcPr>
+          <w:p>
+            <w:r>
+              <w:rPr>
+                <w:rFonts w:ascii="Arial" w:hAnsi="Arial" w:cs="Arial"/>
+                <w:color w:val="000000"/>
+                <w:sz w:val="20"/>
+              </w:rPr>
+            </w:r>
+            <w:r>
+              <w:rPr>
+                <w:rFonts w:ascii="Arial" w:hAnsi="Arial" w:cs="Arial"/>
+                <w:color w:val="000000"/>
+                <w:sz w:val="20"/>
+              </w:rPr>
               <w:t>6</w:t>
             </w:r>
           </w:p>
@@ -165,32 +328,66 @@
         <w:tc>
           <w:tcPr>
             <w:tcW w:type="dxa" w:w="1805"/>
-          </w:tcPr>
-          <w:p>
-            <w:r/>
-            <w:r/>
+            <w:tcMar>
+              <w:top w:w="57" w:type="dxa"/>
+              <w:left w:w="57" w:type="dxa"/>
+              <w:bottom w:w="57" w:type="dxa"/>
+              <w:right w:w="57" w:type="dxa"/>
+            </w:tcMar>
+          </w:tcPr>
+          <w:p>
+            <w:r>
+              <w:rPr>
+                <w:rFonts w:ascii="Arial" w:hAnsi="Arial" w:cs="Arial"/>
+                <w:color w:val="000000"/>
+                <w:sz w:val="20"/>
+              </w:rPr>
+            </w:r>
+            <w:r>
+              <w:rPr>
+                <w:rFonts w:ascii="Arial" w:hAnsi="Arial" w:cs="Arial"/>
+                <w:color w:val="000000"/>
+                <w:sz w:val="20"/>
+              </w:rPr>
+            </w:r>
           </w:p>
         </w:tc>
       </w:tr>
     </w:tbl>
     <w:p/>
     <w:p>
+      <w:pPr>
+        <w:spacing w:before="120" w:after="120" w:line="276" w:lineRule="auto"/>
+        <w:jc w:val="left"/>
+      </w:pPr>
       <w:r>
         <w:rPr>
+          <w:rFonts w:ascii="Arial" w:hAnsi="Arial" w:cs="Arial"/>
           <w:b/>
-          <w:sz w:val="24"/>
+          <w:color w:val="000000"/>
+          <w:sz w:val="22"/>
         </w:rPr>
         <w:t>Aktiviti Kerja 1: Organise clean sound  (IT-072-3:2012-C04-W01)</w:t>
       </w:r>
     </w:p>
     <w:p>
+      <w:pPr>
+        <w:spacing w:line="276" w:lineRule="auto" w:after="120"/>
+        <w:jc w:val="left"/>
+      </w:pPr>
       <w:r>
+        <w:rPr>
+          <w:rFonts w:ascii="Arial" w:hAnsi="Arial" w:cs="Arial"/>
+          <w:color w:val="000000"/>
+          <w:sz w:val="22"/>
+        </w:rPr>
         <w:t>Rangka topik (Bab dan sub-topik):</w:t>
       </w:r>
     </w:p>
     <w:tbl>
       <w:tblPr>
         <w:tblW w:type="auto" w:w="0"/>
+        <w:tblLayout w:type="autofit"/>
         <w:tblLook w:firstColumn="1" w:firstRow="1" w:lastColumn="0" w:lastRow="0" w:noHBand="0" w:noVBand="1" w:val="04A0"/>
       </w:tblPr>
       <w:tblGrid>
@@ -198,14 +395,28 @@
         <w:gridCol w:w="4513"/>
       </w:tblGrid>
       <w:tr>
-        <w:tc>
-          <w:tcPr>
-            <w:tcW w:type="dxa" w:w="4513"/>
-          </w:tcPr>
-          <w:p>
-            <w:r>
-              <w:rPr>
+        <w:trPr>
+          <w:tblHeader w:val="true"/>
+          <w:cantSplit w:val="true"/>
+        </w:trPr>
+        <w:tc>
+          <w:tcPr>
+            <w:tcW w:type="dxa" w:w="4513"/>
+            <w:tcMar>
+              <w:top w:w="57" w:type="dxa"/>
+              <w:left w:w="57" w:type="dxa"/>
+              <w:bottom w:w="57" w:type="dxa"/>
+              <w:right w:w="57" w:type="dxa"/>
+            </w:tcMar>
+            <w:shd w:val="clear" w:color="auto" w:fill="D9D9D9"/>
+          </w:tcPr>
+          <w:p>
+            <w:r>
+              <w:rPr>
+                <w:rFonts w:ascii="Arial" w:hAnsi="Arial" w:cs="Arial"/>
                 <w:b/>
+                <w:color w:val="000000"/>
+                <w:sz w:val="20"/>
               </w:rPr>
               <w:t>Bab</w:t>
             </w:r>
@@ -214,11 +425,21 @@
         <w:tc>
           <w:tcPr>
             <w:tcW w:type="dxa" w:w="4513"/>
-          </w:tcPr>
-          <w:p>
-            <w:r>
-              <w:rPr>
+            <w:tcMar>
+              <w:top w:w="57" w:type="dxa"/>
+              <w:left w:w="57" w:type="dxa"/>
+              <w:bottom w:w="57" w:type="dxa"/>
+              <w:right w:w="57" w:type="dxa"/>
+            </w:tcMar>
+            <w:shd w:val="clear" w:color="auto" w:fill="D9D9D9"/>
+          </w:tcPr>
+          <w:p>
+            <w:r>
+              <w:rPr>
+                <w:rFonts w:ascii="Arial" w:hAnsi="Arial" w:cs="Arial"/>
                 <w:b/>
+                <w:color w:val="000000"/>
+                <w:sz w:val="20"/>
               </w:rPr>
               <w:t>Sub-topik</w:t>
             </w:r>
@@ -226,12 +447,26 @@
         </w:tc>
       </w:tr>
       <w:tr>
-        <w:tc>
-          <w:tcPr>
-            <w:tcW w:type="dxa" w:w="4513"/>
-          </w:tcPr>
-          <w:p>
-            <w:r>
+        <w:trPr>
+          <w:cantSplit w:val="true"/>
+        </w:trPr>
+        <w:tc>
+          <w:tcPr>
+            <w:tcW w:type="dxa" w:w="4513"/>
+            <w:tcMar>
+              <w:top w:w="57" w:type="dxa"/>
+              <w:left w:w="57" w:type="dxa"/>
+              <w:bottom w:w="57" w:type="dxa"/>
+              <w:right w:w="57" w:type="dxa"/>
+            </w:tcMar>
+          </w:tcPr>
+          <w:p>
+            <w:r>
+              <w:rPr>
+                <w:rFonts w:ascii="Arial" w:hAnsi="Arial" w:cs="Arial"/>
+                <w:color w:val="000000"/>
+                <w:sz w:val="20"/>
+              </w:rPr>
               <w:t>Bab 1: Clean Sound i.e.: Ambience, Dialogue</w:t>
             </w:r>
           </w:p>
@@ -239,9 +474,20 @@
         <w:tc>
           <w:tcPr>
             <w:tcW w:type="dxa" w:w="4513"/>
-          </w:tcPr>
-          <w:p>
-            <w:r>
+            <w:tcMar>
+              <w:top w:w="57" w:type="dxa"/>
+              <w:left w:w="57" w:type="dxa"/>
+              <w:bottom w:w="57" w:type="dxa"/>
+              <w:right w:w="57" w:type="dxa"/>
+            </w:tcMar>
+          </w:tcPr>
+          <w:p>
+            <w:r>
+              <w:rPr>
+                <w:rFonts w:ascii="Arial" w:hAnsi="Arial" w:cs="Arial"/>
+                <w:color w:val="000000"/>
+                <w:sz w:val="20"/>
+              </w:rPr>
               <w:t>1. Ambience (Amb / Room Tone)</w:t>
               <w:br/>
               <w:t>2. Dialogue (Dialog)</w:t>
@@ -252,12 +498,26 @@
         </w:tc>
       </w:tr>
       <w:tr>
-        <w:tc>
-          <w:tcPr>
-            <w:tcW w:type="dxa" w:w="4513"/>
-          </w:tcPr>
-          <w:p>
-            <w:r>
+        <w:trPr>
+          <w:cantSplit w:val="true"/>
+        </w:trPr>
+        <w:tc>
+          <w:tcPr>
+            <w:tcW w:type="dxa" w:w="4513"/>
+            <w:tcMar>
+              <w:top w:w="57" w:type="dxa"/>
+              <w:left w:w="57" w:type="dxa"/>
+              <w:bottom w:w="57" w:type="dxa"/>
+              <w:right w:w="57" w:type="dxa"/>
+            </w:tcMar>
+          </w:tcPr>
+          <w:p>
+            <w:r>
+              <w:rPr>
+                <w:rFonts w:ascii="Arial" w:hAnsi="Arial" w:cs="Arial"/>
+                <w:color w:val="000000"/>
+                <w:sz w:val="20"/>
+              </w:rPr>
               <w:t>Bab 2: Audio Signal i.e.: Frequency Range, Waveform, Parameters</w:t>
             </w:r>
           </w:p>
@@ -265,9 +525,20 @@
         <w:tc>
           <w:tcPr>
             <w:tcW w:type="dxa" w:w="4513"/>
-          </w:tcPr>
-          <w:p>
-            <w:r>
+            <w:tcMar>
+              <w:top w:w="57" w:type="dxa"/>
+              <w:left w:w="57" w:type="dxa"/>
+              <w:bottom w:w="57" w:type="dxa"/>
+              <w:right w:w="57" w:type="dxa"/>
+            </w:tcMar>
+          </w:tcPr>
+          <w:p>
+            <w:r>
+              <w:rPr>
+                <w:rFonts w:ascii="Arial" w:hAnsi="Arial" w:cs="Arial"/>
+                <w:color w:val="000000"/>
+                <w:sz w:val="20"/>
+              </w:rPr>
               <w:t>1. Frequency Range</w:t>
               <w:br/>
               <w:t>2. Waveform</w:t>
@@ -278,12 +549,26 @@
         </w:tc>
       </w:tr>
       <w:tr>
-        <w:tc>
-          <w:tcPr>
-            <w:tcW w:type="dxa" w:w="4513"/>
-          </w:tcPr>
-          <w:p>
-            <w:r>
+        <w:trPr>
+          <w:cantSplit w:val="true"/>
+        </w:trPr>
+        <w:tc>
+          <w:tcPr>
+            <w:tcW w:type="dxa" w:w="4513"/>
+            <w:tcMar>
+              <w:top w:w="57" w:type="dxa"/>
+              <w:left w:w="57" w:type="dxa"/>
+              <w:bottom w:w="57" w:type="dxa"/>
+              <w:right w:w="57" w:type="dxa"/>
+            </w:tcMar>
+          </w:tcPr>
+          <w:p>
+            <w:r>
+              <w:rPr>
+                <w:rFonts w:ascii="Arial" w:hAnsi="Arial" w:cs="Arial"/>
+                <w:color w:val="000000"/>
+                <w:sz w:val="20"/>
+              </w:rPr>
               <w:t>Bab 3: Audio Editing Techniques in Editing Software</w:t>
             </w:r>
           </w:p>
@@ -291,9 +576,20 @@
         <w:tc>
           <w:tcPr>
             <w:tcW w:type="dxa" w:w="4513"/>
-          </w:tcPr>
-          <w:p>
-            <w:r>
+            <w:tcMar>
+              <w:top w:w="57" w:type="dxa"/>
+              <w:left w:w="57" w:type="dxa"/>
+              <w:bottom w:w="57" w:type="dxa"/>
+              <w:right w:w="57" w:type="dxa"/>
+            </w:tcMar>
+          </w:tcPr>
+          <w:p>
+            <w:r>
+              <w:rPr>
+                <w:rFonts w:ascii="Arial" w:hAnsi="Arial" w:cs="Arial"/>
+                <w:color w:val="000000"/>
+                <w:sz w:val="20"/>
+              </w:rPr>
               <w:t>1. Track Organisation</w:t>
               <w:br/>
               <w:t>2. Noise Reduction / Noise Gate</w:t>
@@ -308,22 +604,38 @@
     </w:tbl>
     <w:p/>
     <w:p>
+      <w:pPr>
+        <w:spacing w:before="120" w:after="120" w:line="276" w:lineRule="auto"/>
+        <w:jc w:val="left"/>
+      </w:pPr>
       <w:r>
         <w:rPr>
+          <w:rFonts w:ascii="Arial" w:hAnsi="Arial" w:cs="Arial"/>
           <w:b/>
-          <w:sz w:val="24"/>
+          <w:color w:val="000000"/>
+          <w:sz w:val="22"/>
         </w:rPr>
         <w:t>Aktiviti Kerja 2: Verify foley effect  (IT-072-3:2012-C04-W02)</w:t>
       </w:r>
     </w:p>
     <w:p>
+      <w:pPr>
+        <w:spacing w:line="276" w:lineRule="auto" w:after="120"/>
+        <w:jc w:val="left"/>
+      </w:pPr>
       <w:r>
+        <w:rPr>
+          <w:rFonts w:ascii="Arial" w:hAnsi="Arial" w:cs="Arial"/>
+          <w:color w:val="000000"/>
+          <w:sz w:val="22"/>
+        </w:rPr>
         <w:t>Rangka topik (Bab dan sub-topik):</w:t>
       </w:r>
     </w:p>
     <w:tbl>
       <w:tblPr>
         <w:tblW w:type="auto" w:w="0"/>
+        <w:tblLayout w:type="autofit"/>
         <w:tblLook w:firstColumn="1" w:firstRow="1" w:lastColumn="0" w:lastRow="0" w:noHBand="0" w:noVBand="1" w:val="04A0"/>
       </w:tblPr>
       <w:tblGrid>
@@ -331,14 +643,28 @@
         <w:gridCol w:w="4513"/>
       </w:tblGrid>
       <w:tr>
-        <w:tc>
-          <w:tcPr>
-            <w:tcW w:type="dxa" w:w="4513"/>
-          </w:tcPr>
-          <w:p>
-            <w:r>
-              <w:rPr>
+        <w:trPr>
+          <w:tblHeader w:val="true"/>
+          <w:cantSplit w:val="true"/>
+        </w:trPr>
+        <w:tc>
+          <w:tcPr>
+            <w:tcW w:type="dxa" w:w="4513"/>
+            <w:tcMar>
+              <w:top w:w="57" w:type="dxa"/>
+              <w:left w:w="57" w:type="dxa"/>
+              <w:bottom w:w="57" w:type="dxa"/>
+              <w:right w:w="57" w:type="dxa"/>
+            </w:tcMar>
+            <w:shd w:val="clear" w:color="auto" w:fill="D9D9D9"/>
+          </w:tcPr>
+          <w:p>
+            <w:r>
+              <w:rPr>
+                <w:rFonts w:ascii="Arial" w:hAnsi="Arial" w:cs="Arial"/>
                 <w:b/>
+                <w:color w:val="000000"/>
+                <w:sz w:val="20"/>
               </w:rPr>
               <w:t>Bab</w:t>
             </w:r>
@@ -347,11 +673,21 @@
         <w:tc>
           <w:tcPr>
             <w:tcW w:type="dxa" w:w="4513"/>
-          </w:tcPr>
-          <w:p>
-            <w:r>
-              <w:rPr>
+            <w:tcMar>
+              <w:top w:w="57" w:type="dxa"/>
+              <w:left w:w="57" w:type="dxa"/>
+              <w:bottom w:w="57" w:type="dxa"/>
+              <w:right w:w="57" w:type="dxa"/>
+            </w:tcMar>
+            <w:shd w:val="clear" w:color="auto" w:fill="D9D9D9"/>
+          </w:tcPr>
+          <w:p>
+            <w:r>
+              <w:rPr>
+                <w:rFonts w:ascii="Arial" w:hAnsi="Arial" w:cs="Arial"/>
                 <w:b/>
+                <w:color w:val="000000"/>
+                <w:sz w:val="20"/>
               </w:rPr>
               <w:t>Sub-topik</w:t>
             </w:r>
@@ -359,12 +695,26 @@
         </w:tc>
       </w:tr>
       <w:tr>
-        <w:tc>
-          <w:tcPr>
-            <w:tcW w:type="dxa" w:w="4513"/>
-          </w:tcPr>
-          <w:p>
-            <w:r>
+        <w:trPr>
+          <w:cantSplit w:val="true"/>
+        </w:trPr>
+        <w:tc>
+          <w:tcPr>
+            <w:tcW w:type="dxa" w:w="4513"/>
+            <w:tcMar>
+              <w:top w:w="57" w:type="dxa"/>
+              <w:left w:w="57" w:type="dxa"/>
+              <w:bottom w:w="57" w:type="dxa"/>
+              <w:right w:w="57" w:type="dxa"/>
+            </w:tcMar>
+          </w:tcPr>
+          <w:p>
+            <w:r>
+              <w:rPr>
+                <w:rFonts w:ascii="Arial" w:hAnsi="Arial" w:cs="Arial"/>
+                <w:color w:val="000000"/>
+                <w:sz w:val="20"/>
+              </w:rPr>
               <w:t>Bab 1: Category Foley Effect i.e.: Feet, Prop, Cloth, etc</w:t>
             </w:r>
           </w:p>
@@ -372,9 +722,20 @@
         <w:tc>
           <w:tcPr>
             <w:tcW w:type="dxa" w:w="4513"/>
-          </w:tcPr>
-          <w:p>
-            <w:r>
+            <w:tcMar>
+              <w:top w:w="57" w:type="dxa"/>
+              <w:left w:w="57" w:type="dxa"/>
+              <w:bottom w:w="57" w:type="dxa"/>
+              <w:right w:w="57" w:type="dxa"/>
+            </w:tcMar>
+          </w:tcPr>
+          <w:p>
+            <w:r>
+              <w:rPr>
+                <w:rFonts w:ascii="Arial" w:hAnsi="Arial" w:cs="Arial"/>
+                <w:color w:val="000000"/>
+                <w:sz w:val="20"/>
+              </w:rPr>
               <w:t>1. Konsep Foley</w:t>
               <w:br/>
               <w:t>2. Feet (Langkah Kaki)</w:t>
@@ -387,12 +748,26 @@
         </w:tc>
       </w:tr>
       <w:tr>
-        <w:tc>
-          <w:tcPr>
-            <w:tcW w:type="dxa" w:w="4513"/>
-          </w:tcPr>
-          <w:p>
-            <w:r>
+        <w:trPr>
+          <w:cantSplit w:val="true"/>
+        </w:trPr>
+        <w:tc>
+          <w:tcPr>
+            <w:tcW w:type="dxa" w:w="4513"/>
+            <w:tcMar>
+              <w:top w:w="57" w:type="dxa"/>
+              <w:left w:w="57" w:type="dxa"/>
+              <w:bottom w:w="57" w:type="dxa"/>
+              <w:right w:w="57" w:type="dxa"/>
+            </w:tcMar>
+          </w:tcPr>
+          <w:p>
+            <w:r>
+              <w:rPr>
+                <w:rFonts w:ascii="Arial" w:hAnsi="Arial" w:cs="Arial"/>
+                <w:color w:val="000000"/>
+                <w:sz w:val="20"/>
+              </w:rPr>
               <w:t>Bab 2: Foley Effect i.e.: Footstep, Hand Props, Knock, Bang, etc</w:t>
             </w:r>
           </w:p>
@@ -400,9 +775,20 @@
         <w:tc>
           <w:tcPr>
             <w:tcW w:type="dxa" w:w="4513"/>
-          </w:tcPr>
-          <w:p>
-            <w:r>
+            <w:tcMar>
+              <w:top w:w="57" w:type="dxa"/>
+              <w:left w:w="57" w:type="dxa"/>
+              <w:bottom w:w="57" w:type="dxa"/>
+              <w:right w:w="57" w:type="dxa"/>
+            </w:tcMar>
+          </w:tcPr>
+          <w:p>
+            <w:r>
+              <w:rPr>
+                <w:rFonts w:ascii="Arial" w:hAnsi="Arial" w:cs="Arial"/>
+                <w:color w:val="000000"/>
+                <w:sz w:val="20"/>
+              </w:rPr>
               <w:t>1. Footstep</w:t>
               <w:br/>
               <w:t>2. Hand Props, Knock dan Bang</w:t>
@@ -417,22 +803,38 @@
     </w:tbl>
     <w:p/>
     <w:p>
+      <w:pPr>
+        <w:spacing w:before="120" w:after="120" w:line="276" w:lineRule="auto"/>
+        <w:jc w:val="left"/>
+      </w:pPr>
       <w:r>
         <w:rPr>
+          <w:rFonts w:ascii="Arial" w:hAnsi="Arial" w:cs="Arial"/>
           <w:b/>
-          <w:sz w:val="24"/>
+          <w:color w:val="000000"/>
+          <w:sz w:val="22"/>
         </w:rPr>
         <w:t>Aktiviti Kerja 3: Carry out audio levelling  (IT-072-3:2012-C04-W03)</w:t>
       </w:r>
     </w:p>
     <w:p>
+      <w:pPr>
+        <w:spacing w:line="276" w:lineRule="auto" w:after="120"/>
+        <w:jc w:val="left"/>
+      </w:pPr>
       <w:r>
+        <w:rPr>
+          <w:rFonts w:ascii="Arial" w:hAnsi="Arial" w:cs="Arial"/>
+          <w:color w:val="000000"/>
+          <w:sz w:val="22"/>
+        </w:rPr>
         <w:t>Rangka topik (Bab dan sub-topik):</w:t>
       </w:r>
     </w:p>
     <w:tbl>
       <w:tblPr>
         <w:tblW w:type="auto" w:w="0"/>
+        <w:tblLayout w:type="autofit"/>
         <w:tblLook w:firstColumn="1" w:firstRow="1" w:lastColumn="0" w:lastRow="0" w:noHBand="0" w:noVBand="1" w:val="04A0"/>
       </w:tblPr>
       <w:tblGrid>
@@ -440,14 +842,28 @@
         <w:gridCol w:w="4513"/>
       </w:tblGrid>
       <w:tr>
-        <w:tc>
-          <w:tcPr>
-            <w:tcW w:type="dxa" w:w="4513"/>
-          </w:tcPr>
-          <w:p>
-            <w:r>
-              <w:rPr>
+        <w:trPr>
+          <w:tblHeader w:val="true"/>
+          <w:cantSplit w:val="true"/>
+        </w:trPr>
+        <w:tc>
+          <w:tcPr>
+            <w:tcW w:type="dxa" w:w="4513"/>
+            <w:tcMar>
+              <w:top w:w="57" w:type="dxa"/>
+              <w:left w:w="57" w:type="dxa"/>
+              <w:bottom w:w="57" w:type="dxa"/>
+              <w:right w:w="57" w:type="dxa"/>
+            </w:tcMar>
+            <w:shd w:val="clear" w:color="auto" w:fill="D9D9D9"/>
+          </w:tcPr>
+          <w:p>
+            <w:r>
+              <w:rPr>
+                <w:rFonts w:ascii="Arial" w:hAnsi="Arial" w:cs="Arial"/>
                 <w:b/>
+                <w:color w:val="000000"/>
+                <w:sz w:val="20"/>
               </w:rPr>
               <w:t>Bab</w:t>
             </w:r>
@@ -456,11 +872,21 @@
         <w:tc>
           <w:tcPr>
             <w:tcW w:type="dxa" w:w="4513"/>
-          </w:tcPr>
-          <w:p>
-            <w:r>
-              <w:rPr>
+            <w:tcMar>
+              <w:top w:w="57" w:type="dxa"/>
+              <w:left w:w="57" w:type="dxa"/>
+              <w:bottom w:w="57" w:type="dxa"/>
+              <w:right w:w="57" w:type="dxa"/>
+            </w:tcMar>
+            <w:shd w:val="clear" w:color="auto" w:fill="D9D9D9"/>
+          </w:tcPr>
+          <w:p>
+            <w:r>
+              <w:rPr>
+                <w:rFonts w:ascii="Arial" w:hAnsi="Arial" w:cs="Arial"/>
                 <w:b/>
+                <w:color w:val="000000"/>
+                <w:sz w:val="20"/>
               </w:rPr>
               <w:t>Sub-topik</w:t>
             </w:r>
@@ -468,12 +894,26 @@
         </w:tc>
       </w:tr>
       <w:tr>
-        <w:tc>
-          <w:tcPr>
-            <w:tcW w:type="dxa" w:w="4513"/>
-          </w:tcPr>
-          <w:p>
-            <w:r>
+        <w:trPr>
+          <w:cantSplit w:val="true"/>
+        </w:trPr>
+        <w:tc>
+          <w:tcPr>
+            <w:tcW w:type="dxa" w:w="4513"/>
+            <w:tcMar>
+              <w:top w:w="57" w:type="dxa"/>
+              <w:left w:w="57" w:type="dxa"/>
+              <w:bottom w:w="57" w:type="dxa"/>
+              <w:right w:w="57" w:type="dxa"/>
+            </w:tcMar>
+          </w:tcPr>
+          <w:p>
+            <w:r>
+              <w:rPr>
+                <w:rFonts w:ascii="Arial" w:hAnsi="Arial" w:cs="Arial"/>
+                <w:color w:val="000000"/>
+                <w:sz w:val="20"/>
+              </w:rPr>
               <w:t>Bab 1: Types of Audio i.e.: Voice Over, Dialogue</w:t>
             </w:r>
           </w:p>
@@ -481,9 +921,20 @@
         <w:tc>
           <w:tcPr>
             <w:tcW w:type="dxa" w:w="4513"/>
-          </w:tcPr>
-          <w:p>
-            <w:r>
+            <w:tcMar>
+              <w:top w:w="57" w:type="dxa"/>
+              <w:left w:w="57" w:type="dxa"/>
+              <w:bottom w:w="57" w:type="dxa"/>
+              <w:right w:w="57" w:type="dxa"/>
+            </w:tcMar>
+          </w:tcPr>
+          <w:p>
+            <w:r>
+              <w:rPr>
+                <w:rFonts w:ascii="Arial" w:hAnsi="Arial" w:cs="Arial"/>
+                <w:color w:val="000000"/>
+                <w:sz w:val="20"/>
+              </w:rPr>
               <w:t>1. Dialogue (Production Sound)</w:t>
               <w:br/>
               <w:t>2. Voice Over (VO)</w:t>
@@ -494,12 +945,26 @@
         </w:tc>
       </w:tr>
       <w:tr>
-        <w:tc>
-          <w:tcPr>
-            <w:tcW w:type="dxa" w:w="4513"/>
-          </w:tcPr>
-          <w:p>
-            <w:r>
+        <w:trPr>
+          <w:cantSplit w:val="true"/>
+        </w:trPr>
+        <w:tc>
+          <w:tcPr>
+            <w:tcW w:type="dxa" w:w="4513"/>
+            <w:tcMar>
+              <w:top w:w="57" w:type="dxa"/>
+              <w:left w:w="57" w:type="dxa"/>
+              <w:bottom w:w="57" w:type="dxa"/>
+              <w:right w:w="57" w:type="dxa"/>
+            </w:tcMar>
+          </w:tcPr>
+          <w:p>
+            <w:r>
+              <w:rPr>
+                <w:rFonts w:ascii="Arial" w:hAnsi="Arial" w:cs="Arial"/>
+                <w:color w:val="000000"/>
+                <w:sz w:val="20"/>
+              </w:rPr>
               <w:t>Bab 2: Audio Level i.e.: Balancing, Mixing</w:t>
             </w:r>
           </w:p>
@@ -507,9 +972,20 @@
         <w:tc>
           <w:tcPr>
             <w:tcW w:type="dxa" w:w="4513"/>
-          </w:tcPr>
-          <w:p>
-            <w:r>
+            <w:tcMar>
+              <w:top w:w="57" w:type="dxa"/>
+              <w:left w:w="57" w:type="dxa"/>
+              <w:bottom w:w="57" w:type="dxa"/>
+              <w:right w:w="57" w:type="dxa"/>
+            </w:tcMar>
+          </w:tcPr>
+          <w:p>
+            <w:r>
+              <w:rPr>
+                <w:rFonts w:ascii="Arial" w:hAnsi="Arial" w:cs="Arial"/>
+                <w:color w:val="000000"/>
+                <w:sz w:val="20"/>
+              </w:rPr>
               <w:t>1. Balancing</w:t>
               <w:br/>
               <w:t>2. Mixing</w:t>
@@ -520,12 +996,26 @@
         </w:tc>
       </w:tr>
       <w:tr>
-        <w:tc>
-          <w:tcPr>
-            <w:tcW w:type="dxa" w:w="4513"/>
-          </w:tcPr>
-          <w:p>
-            <w:r>
+        <w:trPr>
+          <w:cantSplit w:val="true"/>
+        </w:trPr>
+        <w:tc>
+          <w:tcPr>
+            <w:tcW w:type="dxa" w:w="4513"/>
+            <w:tcMar>
+              <w:top w:w="57" w:type="dxa"/>
+              <w:left w:w="57" w:type="dxa"/>
+              <w:bottom w:w="57" w:type="dxa"/>
+              <w:right w:w="57" w:type="dxa"/>
+            </w:tcMar>
+          </w:tcPr>
+          <w:p>
+            <w:r>
+              <w:rPr>
+                <w:rFonts w:ascii="Arial" w:hAnsi="Arial" w:cs="Arial"/>
+                <w:color w:val="000000"/>
+                <w:sz w:val="20"/>
+              </w:rPr>
               <w:t>Bab 3: Audio Specification i.e.: Broadcast, Digital Cinema Audio (DCA)</w:t>
             </w:r>
           </w:p>
@@ -533,9 +1023,20 @@
         <w:tc>
           <w:tcPr>
             <w:tcW w:type="dxa" w:w="4513"/>
-          </w:tcPr>
-          <w:p>
-            <w:r>
+            <w:tcMar>
+              <w:top w:w="57" w:type="dxa"/>
+              <w:left w:w="57" w:type="dxa"/>
+              <w:bottom w:w="57" w:type="dxa"/>
+              <w:right w:w="57" w:type="dxa"/>
+            </w:tcMar>
+          </w:tcPr>
+          <w:p>
+            <w:r>
+              <w:rPr>
+                <w:rFonts w:ascii="Arial" w:hAnsi="Arial" w:cs="Arial"/>
+                <w:color w:val="000000"/>
+                <w:sz w:val="20"/>
+              </w:rPr>
               <w:t>1. Broadcast Specification</w:t>
               <w:br/>
               <w:t>2. Digital Cinema Audio (DCA)</w:t>
@@ -546,12 +1047,26 @@
         </w:tc>
       </w:tr>
       <w:tr>
-        <w:tc>
-          <w:tcPr>
-            <w:tcW w:type="dxa" w:w="4513"/>
-          </w:tcPr>
-          <w:p>
-            <w:r>
+        <w:trPr>
+          <w:cantSplit w:val="true"/>
+        </w:trPr>
+        <w:tc>
+          <w:tcPr>
+            <w:tcW w:type="dxa" w:w="4513"/>
+            <w:tcMar>
+              <w:top w:w="57" w:type="dxa"/>
+              <w:left w:w="57" w:type="dxa"/>
+              <w:bottom w:w="57" w:type="dxa"/>
+              <w:right w:w="57" w:type="dxa"/>
+            </w:tcMar>
+          </w:tcPr>
+          <w:p>
+            <w:r>
+              <w:rPr>
+                <w:rFonts w:ascii="Arial" w:hAnsi="Arial" w:cs="Arial"/>
+                <w:color w:val="000000"/>
+                <w:sz w:val="20"/>
+              </w:rPr>
               <w:t>Bab 4: Editing Software i.e.: AVID Pro Tools, Adobe Audition, Adobe Soundbooth, Apple Sound Track Pro, etc</w:t>
             </w:r>
           </w:p>
@@ -559,9 +1074,20 @@
         <w:tc>
           <w:tcPr>
             <w:tcW w:type="dxa" w:w="4513"/>
-          </w:tcPr>
-          <w:p>
-            <w:r>
+            <w:tcMar>
+              <w:top w:w="57" w:type="dxa"/>
+              <w:left w:w="57" w:type="dxa"/>
+              <w:bottom w:w="57" w:type="dxa"/>
+              <w:right w:w="57" w:type="dxa"/>
+            </w:tcMar>
+          </w:tcPr>
+          <w:p>
+            <w:r>
+              <w:rPr>
+                <w:rFonts w:ascii="Arial" w:hAnsi="Arial" w:cs="Arial"/>
+                <w:color w:val="000000"/>
+                <w:sz w:val="20"/>
+              </w:rPr>
               <w:t>1. AVID Pro Tools</w:t>
               <w:br/>
               <w:t>2. Adobe Audition</w:t>
@@ -576,22 +1102,38 @@
     </w:tbl>
     <w:p/>
     <w:p>
+      <w:pPr>
+        <w:spacing w:before="120" w:after="120" w:line="276" w:lineRule="auto"/>
+        <w:jc w:val="left"/>
+      </w:pPr>
       <w:r>
         <w:rPr>
+          <w:rFonts w:ascii="Arial" w:hAnsi="Arial" w:cs="Arial"/>
           <w:b/>
-          <w:sz w:val="24"/>
+          <w:color w:val="000000"/>
+          <w:sz w:val="22"/>
         </w:rPr>
         <w:t>Aktiviti Kerja 4: Carry out music levelling  (IT-072-3:2012-C04-W04)</w:t>
       </w:r>
     </w:p>
     <w:p>
+      <w:pPr>
+        <w:spacing w:line="276" w:lineRule="auto" w:after="120"/>
+        <w:jc w:val="left"/>
+      </w:pPr>
       <w:r>
+        <w:rPr>
+          <w:rFonts w:ascii="Arial" w:hAnsi="Arial" w:cs="Arial"/>
+          <w:color w:val="000000"/>
+          <w:sz w:val="22"/>
+        </w:rPr>
         <w:t>Rangka topik (Bab dan sub-topik):</w:t>
       </w:r>
     </w:p>
     <w:tbl>
       <w:tblPr>
         <w:tblW w:type="auto" w:w="0"/>
+        <w:tblLayout w:type="autofit"/>
         <w:tblLook w:firstColumn="1" w:firstRow="1" w:lastColumn="0" w:lastRow="0" w:noHBand="0" w:noVBand="1" w:val="04A0"/>
       </w:tblPr>
       <w:tblGrid>
@@ -599,14 +1141,28 @@
         <w:gridCol w:w="4513"/>
       </w:tblGrid>
       <w:tr>
-        <w:tc>
-          <w:tcPr>
-            <w:tcW w:type="dxa" w:w="4513"/>
-          </w:tcPr>
-          <w:p>
-            <w:r>
-              <w:rPr>
+        <w:trPr>
+          <w:tblHeader w:val="true"/>
+          <w:cantSplit w:val="true"/>
+        </w:trPr>
+        <w:tc>
+          <w:tcPr>
+            <w:tcW w:type="dxa" w:w="4513"/>
+            <w:tcMar>
+              <w:top w:w="57" w:type="dxa"/>
+              <w:left w:w="57" w:type="dxa"/>
+              <w:bottom w:w="57" w:type="dxa"/>
+              <w:right w:w="57" w:type="dxa"/>
+            </w:tcMar>
+            <w:shd w:val="clear" w:color="auto" w:fill="D9D9D9"/>
+          </w:tcPr>
+          <w:p>
+            <w:r>
+              <w:rPr>
+                <w:rFonts w:ascii="Arial" w:hAnsi="Arial" w:cs="Arial"/>
                 <w:b/>
+                <w:color w:val="000000"/>
+                <w:sz w:val="20"/>
               </w:rPr>
               <w:t>Bab</w:t>
             </w:r>
@@ -615,11 +1171,21 @@
         <w:tc>
           <w:tcPr>
             <w:tcW w:type="dxa" w:w="4513"/>
-          </w:tcPr>
-          <w:p>
-            <w:r>
-              <w:rPr>
+            <w:tcMar>
+              <w:top w:w="57" w:type="dxa"/>
+              <w:left w:w="57" w:type="dxa"/>
+              <w:bottom w:w="57" w:type="dxa"/>
+              <w:right w:w="57" w:type="dxa"/>
+            </w:tcMar>
+            <w:shd w:val="clear" w:color="auto" w:fill="D9D9D9"/>
+          </w:tcPr>
+          <w:p>
+            <w:r>
+              <w:rPr>
+                <w:rFonts w:ascii="Arial" w:hAnsi="Arial" w:cs="Arial"/>
                 <w:b/>
+                <w:color w:val="000000"/>
+                <w:sz w:val="20"/>
               </w:rPr>
               <w:t>Sub-topik</w:t>
             </w:r>
@@ -627,12 +1193,26 @@
         </w:tc>
       </w:tr>
       <w:tr>
-        <w:tc>
-          <w:tcPr>
-            <w:tcW w:type="dxa" w:w="4513"/>
-          </w:tcPr>
-          <w:p>
-            <w:r>
+        <w:trPr>
+          <w:cantSplit w:val="true"/>
+        </w:trPr>
+        <w:tc>
+          <w:tcPr>
+            <w:tcW w:type="dxa" w:w="4513"/>
+            <w:tcMar>
+              <w:top w:w="57" w:type="dxa"/>
+              <w:left w:w="57" w:type="dxa"/>
+              <w:bottom w:w="57" w:type="dxa"/>
+              <w:right w:w="57" w:type="dxa"/>
+            </w:tcMar>
+          </w:tcPr>
+          <w:p>
+            <w:r>
+              <w:rPr>
+                <w:rFonts w:ascii="Arial" w:hAnsi="Arial" w:cs="Arial"/>
+                <w:color w:val="000000"/>
+                <w:sz w:val="20"/>
+              </w:rPr>
               <w:t>Bab 1: Music Level i.e.: Balancing, Mixing</w:t>
             </w:r>
           </w:p>
@@ -640,9 +1220,20 @@
         <w:tc>
           <w:tcPr>
             <w:tcW w:type="dxa" w:w="4513"/>
-          </w:tcPr>
-          <w:p>
-            <w:r>
+            <w:tcMar>
+              <w:top w:w="57" w:type="dxa"/>
+              <w:left w:w="57" w:type="dxa"/>
+              <w:bottom w:w="57" w:type="dxa"/>
+              <w:right w:w="57" w:type="dxa"/>
+            </w:tcMar>
+          </w:tcPr>
+          <w:p>
+            <w:r>
+              <w:rPr>
+                <w:rFonts w:ascii="Arial" w:hAnsi="Arial" w:cs="Arial"/>
+                <w:color w:val="000000"/>
+                <w:sz w:val="20"/>
+              </w:rPr>
               <w:t>1. Balancing (Ducking)</w:t>
               <w:br/>
               <w:t>2. Mixing</w:t>
@@ -653,12 +1244,26 @@
         </w:tc>
       </w:tr>
       <w:tr>
-        <w:tc>
-          <w:tcPr>
-            <w:tcW w:type="dxa" w:w="4513"/>
-          </w:tcPr>
-          <w:p>
-            <w:r>
+        <w:trPr>
+          <w:cantSplit w:val="true"/>
+        </w:trPr>
+        <w:tc>
+          <w:tcPr>
+            <w:tcW w:type="dxa" w:w="4513"/>
+            <w:tcMar>
+              <w:top w:w="57" w:type="dxa"/>
+              <w:left w:w="57" w:type="dxa"/>
+              <w:bottom w:w="57" w:type="dxa"/>
+              <w:right w:w="57" w:type="dxa"/>
+            </w:tcMar>
+          </w:tcPr>
+          <w:p>
+            <w:r>
+              <w:rPr>
+                <w:rFonts w:ascii="Arial" w:hAnsi="Arial" w:cs="Arial"/>
+                <w:color w:val="000000"/>
+                <w:sz w:val="20"/>
+              </w:rPr>
               <w:t>Bab 2: Music i.e.: Background, Composition</w:t>
             </w:r>
           </w:p>
@@ -666,9 +1271,20 @@
         <w:tc>
           <w:tcPr>
             <w:tcW w:type="dxa" w:w="4513"/>
-          </w:tcPr>
-          <w:p>
-            <w:r>
+            <w:tcMar>
+              <w:top w:w="57" w:type="dxa"/>
+              <w:left w:w="57" w:type="dxa"/>
+              <w:bottom w:w="57" w:type="dxa"/>
+              <w:right w:w="57" w:type="dxa"/>
+            </w:tcMar>
+          </w:tcPr>
+          <w:p>
+            <w:r>
+              <w:rPr>
+                <w:rFonts w:ascii="Arial" w:hAnsi="Arial" w:cs="Arial"/>
+                <w:color w:val="000000"/>
+                <w:sz w:val="20"/>
+              </w:rPr>
               <w:t>1. Background Music</w:t>
               <w:br/>
               <w:t>2. Composition (Muzik Komposisi/Skor Asal)</w:t>
@@ -679,12 +1295,26 @@
         </w:tc>
       </w:tr>
       <w:tr>
-        <w:tc>
-          <w:tcPr>
-            <w:tcW w:type="dxa" w:w="4513"/>
-          </w:tcPr>
-          <w:p>
-            <w:r>
+        <w:trPr>
+          <w:cantSplit w:val="true"/>
+        </w:trPr>
+        <w:tc>
+          <w:tcPr>
+            <w:tcW w:type="dxa" w:w="4513"/>
+            <w:tcMar>
+              <w:top w:w="57" w:type="dxa"/>
+              <w:left w:w="57" w:type="dxa"/>
+              <w:bottom w:w="57" w:type="dxa"/>
+              <w:right w:w="57" w:type="dxa"/>
+            </w:tcMar>
+          </w:tcPr>
+          <w:p>
+            <w:r>
+              <w:rPr>
+                <w:rFonts w:ascii="Arial" w:hAnsi="Arial" w:cs="Arial"/>
+                <w:color w:val="000000"/>
+                <w:sz w:val="20"/>
+              </w:rPr>
               <w:t>Bab 3: Standard Audio Specification i.e.: Broadcast, Digital Cinema Audio (DCA), etc</w:t>
             </w:r>
           </w:p>
@@ -692,9 +1322,20 @@
         <w:tc>
           <w:tcPr>
             <w:tcW w:type="dxa" w:w="4513"/>
-          </w:tcPr>
-          <w:p>
-            <w:r>
+            <w:tcMar>
+              <w:top w:w="57" w:type="dxa"/>
+              <w:left w:w="57" w:type="dxa"/>
+              <w:bottom w:w="57" w:type="dxa"/>
+              <w:right w:w="57" w:type="dxa"/>
+            </w:tcMar>
+          </w:tcPr>
+          <w:p>
+            <w:r>
+              <w:rPr>
+                <w:rFonts w:ascii="Arial" w:hAnsi="Arial" w:cs="Arial"/>
+                <w:color w:val="000000"/>
+                <w:sz w:val="20"/>
+              </w:rPr>
               <w:t>1. Broadcast</w:t>
               <w:br/>
               <w:t>2. Digital Cinema Audio (DCA)</w:t>
@@ -705,12 +1346,26 @@
         </w:tc>
       </w:tr>
       <w:tr>
-        <w:tc>
-          <w:tcPr>
-            <w:tcW w:type="dxa" w:w="4513"/>
-          </w:tcPr>
-          <w:p>
-            <w:r>
+        <w:trPr>
+          <w:cantSplit w:val="true"/>
+        </w:trPr>
+        <w:tc>
+          <w:tcPr>
+            <w:tcW w:type="dxa" w:w="4513"/>
+            <w:tcMar>
+              <w:top w:w="57" w:type="dxa"/>
+              <w:left w:w="57" w:type="dxa"/>
+              <w:bottom w:w="57" w:type="dxa"/>
+              <w:right w:w="57" w:type="dxa"/>
+            </w:tcMar>
+          </w:tcPr>
+          <w:p>
+            <w:r>
+              <w:rPr>
+                <w:rFonts w:ascii="Arial" w:hAnsi="Arial" w:cs="Arial"/>
+                <w:color w:val="000000"/>
+                <w:sz w:val="20"/>
+              </w:rPr>
               <w:t>Bab 4: Editing Software i.e.: AVID Pro Tools, Adobe Audition, Adobe Soundbooth, Apple Sound Track Pro, etc</w:t>
             </w:r>
           </w:p>
@@ -718,9 +1373,20 @@
         <w:tc>
           <w:tcPr>
             <w:tcW w:type="dxa" w:w="4513"/>
-          </w:tcPr>
-          <w:p>
-            <w:r>
+            <w:tcMar>
+              <w:top w:w="57" w:type="dxa"/>
+              <w:left w:w="57" w:type="dxa"/>
+              <w:bottom w:w="57" w:type="dxa"/>
+              <w:right w:w="57" w:type="dxa"/>
+            </w:tcMar>
+          </w:tcPr>
+          <w:p>
+            <w:r>
+              <w:rPr>
+                <w:rFonts w:ascii="Arial" w:hAnsi="Arial" w:cs="Arial"/>
+                <w:color w:val="000000"/>
+                <w:sz w:val="20"/>
+              </w:rPr>
               <w:t>1. AVID Pro Tools</w:t>
               <w:br/>
               <w:t>2. Adobe Audition</w:t>
@@ -735,22 +1401,38 @@
     </w:tbl>
     <w:p/>
     <w:p>
+      <w:pPr>
+        <w:spacing w:before="120" w:after="120" w:line="276" w:lineRule="auto"/>
+        <w:jc w:val="left"/>
+      </w:pPr>
       <w:r>
         <w:rPr>
+          <w:rFonts w:ascii="Arial" w:hAnsi="Arial" w:cs="Arial"/>
           <w:b/>
-          <w:sz w:val="24"/>
+          <w:color w:val="000000"/>
+          <w:sz w:val="22"/>
         </w:rPr>
         <w:t>Aktiviti Kerja 5: Carry out sound effect levelling  (IT-072-3:2012-C04-W05)</w:t>
       </w:r>
     </w:p>
     <w:p>
+      <w:pPr>
+        <w:spacing w:line="276" w:lineRule="auto" w:after="120"/>
+        <w:jc w:val="left"/>
+      </w:pPr>
       <w:r>
+        <w:rPr>
+          <w:rFonts w:ascii="Arial" w:hAnsi="Arial" w:cs="Arial"/>
+          <w:color w:val="000000"/>
+          <w:sz w:val="22"/>
+        </w:rPr>
         <w:t>Rangka topik (Bab dan sub-topik):</w:t>
       </w:r>
     </w:p>
     <w:tbl>
       <w:tblPr>
         <w:tblW w:type="auto" w:w="0"/>
+        <w:tblLayout w:type="autofit"/>
         <w:tblLook w:firstColumn="1" w:firstRow="1" w:lastColumn="0" w:lastRow="0" w:noHBand="0" w:noVBand="1" w:val="04A0"/>
       </w:tblPr>
       <w:tblGrid>
@@ -758,14 +1440,28 @@
         <w:gridCol w:w="4513"/>
       </w:tblGrid>
       <w:tr>
-        <w:tc>
-          <w:tcPr>
-            <w:tcW w:type="dxa" w:w="4513"/>
-          </w:tcPr>
-          <w:p>
-            <w:r>
-              <w:rPr>
+        <w:trPr>
+          <w:tblHeader w:val="true"/>
+          <w:cantSplit w:val="true"/>
+        </w:trPr>
+        <w:tc>
+          <w:tcPr>
+            <w:tcW w:type="dxa" w:w="4513"/>
+            <w:tcMar>
+              <w:top w:w="57" w:type="dxa"/>
+              <w:left w:w="57" w:type="dxa"/>
+              <w:bottom w:w="57" w:type="dxa"/>
+              <w:right w:w="57" w:type="dxa"/>
+            </w:tcMar>
+            <w:shd w:val="clear" w:color="auto" w:fill="D9D9D9"/>
+          </w:tcPr>
+          <w:p>
+            <w:r>
+              <w:rPr>
+                <w:rFonts w:ascii="Arial" w:hAnsi="Arial" w:cs="Arial"/>
                 <w:b/>
+                <w:color w:val="000000"/>
+                <w:sz w:val="20"/>
               </w:rPr>
               <w:t>Bab</w:t>
             </w:r>
@@ -774,11 +1470,21 @@
         <w:tc>
           <w:tcPr>
             <w:tcW w:type="dxa" w:w="4513"/>
-          </w:tcPr>
-          <w:p>
-            <w:r>
-              <w:rPr>
+            <w:tcMar>
+              <w:top w:w="57" w:type="dxa"/>
+              <w:left w:w="57" w:type="dxa"/>
+              <w:bottom w:w="57" w:type="dxa"/>
+              <w:right w:w="57" w:type="dxa"/>
+            </w:tcMar>
+            <w:shd w:val="clear" w:color="auto" w:fill="D9D9D9"/>
+          </w:tcPr>
+          <w:p>
+            <w:r>
+              <w:rPr>
+                <w:rFonts w:ascii="Arial" w:hAnsi="Arial" w:cs="Arial"/>
                 <w:b/>
+                <w:color w:val="000000"/>
+                <w:sz w:val="20"/>
               </w:rPr>
               <w:t>Sub-topik</w:t>
             </w:r>
@@ -786,12 +1492,26 @@
         </w:tc>
       </w:tr>
       <w:tr>
-        <w:tc>
-          <w:tcPr>
-            <w:tcW w:type="dxa" w:w="4513"/>
-          </w:tcPr>
-          <w:p>
-            <w:r>
+        <w:trPr>
+          <w:cantSplit w:val="true"/>
+        </w:trPr>
+        <w:tc>
+          <w:tcPr>
+            <w:tcW w:type="dxa" w:w="4513"/>
+            <w:tcMar>
+              <w:top w:w="57" w:type="dxa"/>
+              <w:left w:w="57" w:type="dxa"/>
+              <w:bottom w:w="57" w:type="dxa"/>
+              <w:right w:w="57" w:type="dxa"/>
+            </w:tcMar>
+          </w:tcPr>
+          <w:p>
+            <w:r>
+              <w:rPr>
+                <w:rFonts w:ascii="Arial" w:hAnsi="Arial" w:cs="Arial"/>
+                <w:color w:val="000000"/>
+                <w:sz w:val="20"/>
+              </w:rPr>
               <w:t>Bab 1: Sound Effect Level i.e.: Balancing, Mixing</w:t>
             </w:r>
           </w:p>
@@ -799,9 +1519,20 @@
         <w:tc>
           <w:tcPr>
             <w:tcW w:type="dxa" w:w="4513"/>
-          </w:tcPr>
-          <w:p>
-            <w:r>
+            <w:tcMar>
+              <w:top w:w="57" w:type="dxa"/>
+              <w:left w:w="57" w:type="dxa"/>
+              <w:bottom w:w="57" w:type="dxa"/>
+              <w:right w:w="57" w:type="dxa"/>
+            </w:tcMar>
+          </w:tcPr>
+          <w:p>
+            <w:r>
+              <w:rPr>
+                <w:rFonts w:ascii="Arial" w:hAnsi="Arial" w:cs="Arial"/>
+                <w:color w:val="000000"/>
+                <w:sz w:val="20"/>
+              </w:rPr>
               <w:t>1. Konsep Sound Effect (SFX)</w:t>
               <w:br/>
               <w:t>2. Balancing</w:t>
@@ -814,12 +1545,26 @@
         </w:tc>
       </w:tr>
       <w:tr>
-        <w:tc>
-          <w:tcPr>
-            <w:tcW w:type="dxa" w:w="4513"/>
-          </w:tcPr>
-          <w:p>
-            <w:r>
+        <w:trPr>
+          <w:cantSplit w:val="true"/>
+        </w:trPr>
+        <w:tc>
+          <w:tcPr>
+            <w:tcW w:type="dxa" w:w="4513"/>
+            <w:tcMar>
+              <w:top w:w="57" w:type="dxa"/>
+              <w:left w:w="57" w:type="dxa"/>
+              <w:bottom w:w="57" w:type="dxa"/>
+              <w:right w:w="57" w:type="dxa"/>
+            </w:tcMar>
+          </w:tcPr>
+          <w:p>
+            <w:r>
+              <w:rPr>
+                <w:rFonts w:ascii="Arial" w:hAnsi="Arial" w:cs="Arial"/>
+                <w:color w:val="000000"/>
+                <w:sz w:val="20"/>
+              </w:rPr>
               <w:t>Bab 2: Standard Audio Specification i.e.: Broadcast, Digital Cinema Audio (DCA)</w:t>
             </w:r>
           </w:p>
@@ -827,9 +1572,20 @@
         <w:tc>
           <w:tcPr>
             <w:tcW w:type="dxa" w:w="4513"/>
-          </w:tcPr>
-          <w:p>
-            <w:r>
+            <w:tcMar>
+              <w:top w:w="57" w:type="dxa"/>
+              <w:left w:w="57" w:type="dxa"/>
+              <w:bottom w:w="57" w:type="dxa"/>
+              <w:right w:w="57" w:type="dxa"/>
+            </w:tcMar>
+          </w:tcPr>
+          <w:p>
+            <w:r>
+              <w:rPr>
+                <w:rFonts w:ascii="Arial" w:hAnsi="Arial" w:cs="Arial"/>
+                <w:color w:val="000000"/>
+                <w:sz w:val="20"/>
+              </w:rPr>
               <w:t>1. Broadcast</w:t>
               <w:br/>
               <w:t>2. Digital Cinema Audio (DCA)</w:t>
@@ -840,12 +1596,26 @@
         </w:tc>
       </w:tr>
       <w:tr>
-        <w:tc>
-          <w:tcPr>
-            <w:tcW w:type="dxa" w:w="4513"/>
-          </w:tcPr>
-          <w:p>
-            <w:r>
+        <w:trPr>
+          <w:cantSplit w:val="true"/>
+        </w:trPr>
+        <w:tc>
+          <w:tcPr>
+            <w:tcW w:type="dxa" w:w="4513"/>
+            <w:tcMar>
+              <w:top w:w="57" w:type="dxa"/>
+              <w:left w:w="57" w:type="dxa"/>
+              <w:bottom w:w="57" w:type="dxa"/>
+              <w:right w:w="57" w:type="dxa"/>
+            </w:tcMar>
+          </w:tcPr>
+          <w:p>
+            <w:r>
+              <w:rPr>
+                <w:rFonts w:ascii="Arial" w:hAnsi="Arial" w:cs="Arial"/>
+                <w:color w:val="000000"/>
+                <w:sz w:val="20"/>
+              </w:rPr>
               <w:t>Bab 3: Editing Software i.e.: AVID Pro Tools, Adobe Audition, Adobe Soundbooth, Apple Sound Track Pro, etc</w:t>
             </w:r>
           </w:p>
@@ -853,9 +1623,20 @@
         <w:tc>
           <w:tcPr>
             <w:tcW w:type="dxa" w:w="4513"/>
-          </w:tcPr>
-          <w:p>
-            <w:r>
+            <w:tcMar>
+              <w:top w:w="57" w:type="dxa"/>
+              <w:left w:w="57" w:type="dxa"/>
+              <w:bottom w:w="57" w:type="dxa"/>
+              <w:right w:w="57" w:type="dxa"/>
+            </w:tcMar>
+          </w:tcPr>
+          <w:p>
+            <w:r>
+              <w:rPr>
+                <w:rFonts w:ascii="Arial" w:hAnsi="Arial" w:cs="Arial"/>
+                <w:color w:val="000000"/>
+                <w:sz w:val="20"/>
+              </w:rPr>
               <w:t>1. AVID Pro Tools</w:t>
               <w:br/>
               <w:t>2. Adobe Audition</w:t>
@@ -870,22 +1651,38 @@
     </w:tbl>
     <w:p/>
     <w:p>
+      <w:pPr>
+        <w:spacing w:before="120" w:after="120" w:line="276" w:lineRule="auto"/>
+        <w:jc w:val="left"/>
+      </w:pPr>
       <w:r>
         <w:rPr>
+          <w:rFonts w:ascii="Arial" w:hAnsi="Arial" w:cs="Arial"/>
           <w:b/>
-          <w:sz w:val="24"/>
+          <w:color w:val="000000"/>
+          <w:sz w:val="22"/>
         </w:rPr>
         <w:t>Aktiviti Kerja 6: Confirm audio balancing  (IT-072-3:2012-C04-W06)</w:t>
       </w:r>
     </w:p>
     <w:p>
+      <w:pPr>
+        <w:spacing w:line="276" w:lineRule="auto" w:after="120"/>
+        <w:jc w:val="left"/>
+      </w:pPr>
       <w:r>
+        <w:rPr>
+          <w:rFonts w:ascii="Arial" w:hAnsi="Arial" w:cs="Arial"/>
+          <w:color w:val="000000"/>
+          <w:sz w:val="22"/>
+        </w:rPr>
         <w:t>Rangka topik (Bab dan sub-topik):</w:t>
       </w:r>
     </w:p>
     <w:tbl>
       <w:tblPr>
         <w:tblW w:type="auto" w:w="0"/>
+        <w:tblLayout w:type="autofit"/>
         <w:tblLook w:firstColumn="1" w:firstRow="1" w:lastColumn="0" w:lastRow="0" w:noHBand="0" w:noVBand="1" w:val="04A0"/>
       </w:tblPr>
       <w:tblGrid>
@@ -893,14 +1690,28 @@
         <w:gridCol w:w="4513"/>
       </w:tblGrid>
       <w:tr>
-        <w:tc>
-          <w:tcPr>
-            <w:tcW w:type="dxa" w:w="4513"/>
-          </w:tcPr>
-          <w:p>
-            <w:r>
-              <w:rPr>
+        <w:trPr>
+          <w:tblHeader w:val="true"/>
+          <w:cantSplit w:val="true"/>
+        </w:trPr>
+        <w:tc>
+          <w:tcPr>
+            <w:tcW w:type="dxa" w:w="4513"/>
+            <w:tcMar>
+              <w:top w:w="57" w:type="dxa"/>
+              <w:left w:w="57" w:type="dxa"/>
+              <w:bottom w:w="57" w:type="dxa"/>
+              <w:right w:w="57" w:type="dxa"/>
+            </w:tcMar>
+            <w:shd w:val="clear" w:color="auto" w:fill="D9D9D9"/>
+          </w:tcPr>
+          <w:p>
+            <w:r>
+              <w:rPr>
+                <w:rFonts w:ascii="Arial" w:hAnsi="Arial" w:cs="Arial"/>
                 <w:b/>
+                <w:color w:val="000000"/>
+                <w:sz w:val="20"/>
               </w:rPr>
               <w:t>Bab</w:t>
             </w:r>
@@ -909,11 +1720,21 @@
         <w:tc>
           <w:tcPr>
             <w:tcW w:type="dxa" w:w="4513"/>
-          </w:tcPr>
-          <w:p>
-            <w:r>
-              <w:rPr>
+            <w:tcMar>
+              <w:top w:w="57" w:type="dxa"/>
+              <w:left w:w="57" w:type="dxa"/>
+              <w:bottom w:w="57" w:type="dxa"/>
+              <w:right w:w="57" w:type="dxa"/>
+            </w:tcMar>
+            <w:shd w:val="clear" w:color="auto" w:fill="D9D9D9"/>
+          </w:tcPr>
+          <w:p>
+            <w:r>
+              <w:rPr>
+                <w:rFonts w:ascii="Arial" w:hAnsi="Arial" w:cs="Arial"/>
                 <w:b/>
+                <w:color w:val="000000"/>
+                <w:sz w:val="20"/>
               </w:rPr>
               <w:t>Sub-topik</w:t>
             </w:r>
@@ -921,12 +1742,26 @@
         </w:tc>
       </w:tr>
       <w:tr>
-        <w:tc>
-          <w:tcPr>
-            <w:tcW w:type="dxa" w:w="4513"/>
-          </w:tcPr>
-          <w:p>
-            <w:r>
+        <w:trPr>
+          <w:cantSplit w:val="true"/>
+        </w:trPr>
+        <w:tc>
+          <w:tcPr>
+            <w:tcW w:type="dxa" w:w="4513"/>
+            <w:tcMar>
+              <w:top w:w="57" w:type="dxa"/>
+              <w:left w:w="57" w:type="dxa"/>
+              <w:bottom w:w="57" w:type="dxa"/>
+              <w:right w:w="57" w:type="dxa"/>
+            </w:tcMar>
+          </w:tcPr>
+          <w:p>
+            <w:r>
+              <w:rPr>
+                <w:rFonts w:ascii="Arial" w:hAnsi="Arial" w:cs="Arial"/>
+                <w:color w:val="000000"/>
+                <w:sz w:val="20"/>
+              </w:rPr>
               <w:t>Bab 1: Foley Effect i.e.: Footstep, Hand Props, Knock, Bang, etc</w:t>
             </w:r>
           </w:p>
@@ -934,9 +1769,20 @@
         <w:tc>
           <w:tcPr>
             <w:tcW w:type="dxa" w:w="4513"/>
-          </w:tcPr>
-          <w:p>
-            <w:r>
+            <w:tcMar>
+              <w:top w:w="57" w:type="dxa"/>
+              <w:left w:w="57" w:type="dxa"/>
+              <w:bottom w:w="57" w:type="dxa"/>
+              <w:right w:w="57" w:type="dxa"/>
+            </w:tcMar>
+          </w:tcPr>
+          <w:p>
+            <w:r>
+              <w:rPr>
+                <w:rFonts w:ascii="Arial" w:hAnsi="Arial" w:cs="Arial"/>
+                <w:color w:val="000000"/>
+                <w:sz w:val="20"/>
+              </w:rPr>
               <w:t>1. Semakan Sinkronisasi Foley</w:t>
               <w:br/>
               <w:t>2. Senarai Semak Ringkas</w:t>
@@ -945,12 +1791,26 @@
         </w:tc>
       </w:tr>
       <w:tr>
-        <w:tc>
-          <w:tcPr>
-            <w:tcW w:type="dxa" w:w="4513"/>
-          </w:tcPr>
-          <w:p>
-            <w:r>
+        <w:trPr>
+          <w:cantSplit w:val="true"/>
+        </w:trPr>
+        <w:tc>
+          <w:tcPr>
+            <w:tcW w:type="dxa" w:w="4513"/>
+            <w:tcMar>
+              <w:top w:w="57" w:type="dxa"/>
+              <w:left w:w="57" w:type="dxa"/>
+              <w:bottom w:w="57" w:type="dxa"/>
+              <w:right w:w="57" w:type="dxa"/>
+            </w:tcMar>
+          </w:tcPr>
+          <w:p>
+            <w:r>
+              <w:rPr>
+                <w:rFonts w:ascii="Arial" w:hAnsi="Arial" w:cs="Arial"/>
+                <w:color w:val="000000"/>
+                <w:sz w:val="20"/>
+              </w:rPr>
               <w:t>Bab 2: Clean Sound i.e.: Ambience, Dialogue</w:t>
             </w:r>
           </w:p>
@@ -958,9 +1818,20 @@
         <w:tc>
           <w:tcPr>
             <w:tcW w:type="dxa" w:w="4513"/>
-          </w:tcPr>
-          <w:p>
-            <w:r>
+            <w:tcMar>
+              <w:top w:w="57" w:type="dxa"/>
+              <w:left w:w="57" w:type="dxa"/>
+              <w:bottom w:w="57" w:type="dxa"/>
+              <w:right w:w="57" w:type="dxa"/>
+            </w:tcMar>
+          </w:tcPr>
+          <w:p>
+            <w:r>
+              <w:rPr>
+                <w:rFonts w:ascii="Arial" w:hAnsi="Arial" w:cs="Arial"/>
+                <w:color w:val="000000"/>
+                <w:sz w:val="20"/>
+              </w:rPr>
               <w:t>1. Semakan Ambience dan Dialog</w:t>
               <w:br/>
               <w:t>2. Contoh Isu Biasa</w:t>
@@ -969,12 +1840,26 @@
         </w:tc>
       </w:tr>
       <w:tr>
-        <w:tc>
-          <w:tcPr>
-            <w:tcW w:type="dxa" w:w="4513"/>
-          </w:tcPr>
-          <w:p>
-            <w:r>
+        <w:trPr>
+          <w:cantSplit w:val="true"/>
+        </w:trPr>
+        <w:tc>
+          <w:tcPr>
+            <w:tcW w:type="dxa" w:w="4513"/>
+            <w:tcMar>
+              <w:top w:w="57" w:type="dxa"/>
+              <w:left w:w="57" w:type="dxa"/>
+              <w:bottom w:w="57" w:type="dxa"/>
+              <w:right w:w="57" w:type="dxa"/>
+            </w:tcMar>
+          </w:tcPr>
+          <w:p>
+            <w:r>
+              <w:rPr>
+                <w:rFonts w:ascii="Arial" w:hAnsi="Arial" w:cs="Arial"/>
+                <w:color w:val="000000"/>
+                <w:sz w:val="20"/>
+              </w:rPr>
               <w:t>Bab 3: Music i.e.: Background, Composition</w:t>
             </w:r>
           </w:p>
@@ -982,9 +1867,20 @@
         <w:tc>
           <w:tcPr>
             <w:tcW w:type="dxa" w:w="4513"/>
-          </w:tcPr>
-          <w:p>
-            <w:r>
+            <w:tcMar>
+              <w:top w:w="57" w:type="dxa"/>
+              <w:left w:w="57" w:type="dxa"/>
+              <w:bottom w:w="57" w:type="dxa"/>
+              <w:right w:w="57" w:type="dxa"/>
+            </w:tcMar>
+          </w:tcPr>
+          <w:p>
+            <w:r>
+              <w:rPr>
+                <w:rFonts w:ascii="Arial" w:hAnsi="Arial" w:cs="Arial"/>
+                <w:color w:val="000000"/>
+                <w:sz w:val="20"/>
+              </w:rPr>
               <w:t>1. Semakan Ducking dan Peralihan Muzik</w:t>
               <w:br/>
               <w:t>2. Kesilapan Biasa</w:t>
@@ -993,12 +1889,26 @@
         </w:tc>
       </w:tr>
       <w:tr>
-        <w:tc>
-          <w:tcPr>
-            <w:tcW w:type="dxa" w:w="4513"/>
-          </w:tcPr>
-          <w:p>
-            <w:r>
+        <w:trPr>
+          <w:cantSplit w:val="true"/>
+        </w:trPr>
+        <w:tc>
+          <w:tcPr>
+            <w:tcW w:type="dxa" w:w="4513"/>
+            <w:tcMar>
+              <w:top w:w="57" w:type="dxa"/>
+              <w:left w:w="57" w:type="dxa"/>
+              <w:bottom w:w="57" w:type="dxa"/>
+              <w:right w:w="57" w:type="dxa"/>
+            </w:tcMar>
+          </w:tcPr>
+          <w:p>
+            <w:r>
+              <w:rPr>
+                <w:rFonts w:ascii="Arial" w:hAnsi="Arial" w:cs="Arial"/>
+                <w:color w:val="000000"/>
+                <w:sz w:val="20"/>
+              </w:rPr>
               <w:t>Bab 4: Sound Effects</w:t>
             </w:r>
           </w:p>
@@ -1006,9 +1916,20 @@
         <w:tc>
           <w:tcPr>
             <w:tcW w:type="dxa" w:w="4513"/>
-          </w:tcPr>
-          <w:p>
-            <w:r>
+            <w:tcMar>
+              <w:top w:w="57" w:type="dxa"/>
+              <w:left w:w="57" w:type="dxa"/>
+              <w:bottom w:w="57" w:type="dxa"/>
+              <w:right w:w="57" w:type="dxa"/>
+            </w:tcMar>
+          </w:tcPr>
+          <w:p>
+            <w:r>
+              <w:rPr>
+                <w:rFonts w:ascii="Arial" w:hAnsi="Arial" w:cs="Arial"/>
+                <w:color w:val="000000"/>
+                <w:sz w:val="20"/>
+              </w:rPr>
               <w:t>1. Semakan Transient dan Panning SFX</w:t>
               <w:br/>
               <w:t>2. Kesilapan Biasa</w:t>
@@ -1017,12 +1938,26 @@
         </w:tc>
       </w:tr>
       <w:tr>
-        <w:tc>
-          <w:tcPr>
-            <w:tcW w:type="dxa" w:w="4513"/>
-          </w:tcPr>
-          <w:p>
-            <w:r>
+        <w:trPr>
+          <w:cantSplit w:val="true"/>
+        </w:trPr>
+        <w:tc>
+          <w:tcPr>
+            <w:tcW w:type="dxa" w:w="4513"/>
+            <w:tcMar>
+              <w:top w:w="57" w:type="dxa"/>
+              <w:left w:w="57" w:type="dxa"/>
+              <w:bottom w:w="57" w:type="dxa"/>
+              <w:right w:w="57" w:type="dxa"/>
+            </w:tcMar>
+          </w:tcPr>
+          <w:p>
+            <w:r>
+              <w:rPr>
+                <w:rFonts w:ascii="Arial" w:hAnsi="Arial" w:cs="Arial"/>
+                <w:color w:val="000000"/>
+                <w:sz w:val="20"/>
+              </w:rPr>
               <w:t>Bab 5: Audio Specification i.e.: Broadcast, Digital Cinema Audio (DCA)</w:t>
             </w:r>
           </w:p>
@@ -1030,9 +1965,20 @@
         <w:tc>
           <w:tcPr>
             <w:tcW w:type="dxa" w:w="4513"/>
-          </w:tcPr>
-          <w:p>
-            <w:r>
+            <w:tcMar>
+              <w:top w:w="57" w:type="dxa"/>
+              <w:left w:w="57" w:type="dxa"/>
+              <w:bottom w:w="57" w:type="dxa"/>
+              <w:right w:w="57" w:type="dxa"/>
+            </w:tcMar>
+          </w:tcPr>
+          <w:p>
+            <w:r>
+              <w:rPr>
+                <w:rFonts w:ascii="Arial" w:hAnsi="Arial" w:cs="Arial"/>
+                <w:color w:val="000000"/>
+                <w:sz w:val="20"/>
+              </w:rPr>
               <w:t>1. Pemeriksaan Loudness Keseluruhan</w:t>
               <w:br/>
               <w:t>2. Contoh Prosedur</w:t>
@@ -1041,12 +1987,26 @@
         </w:tc>
       </w:tr>
       <w:tr>
-        <w:tc>
-          <w:tcPr>
-            <w:tcW w:type="dxa" w:w="4513"/>
-          </w:tcPr>
-          <w:p>
-            <w:r>
+        <w:trPr>
+          <w:cantSplit w:val="true"/>
+        </w:trPr>
+        <w:tc>
+          <w:tcPr>
+            <w:tcW w:type="dxa" w:w="4513"/>
+            <w:tcMar>
+              <w:top w:w="57" w:type="dxa"/>
+              <w:left w:w="57" w:type="dxa"/>
+              <w:bottom w:w="57" w:type="dxa"/>
+              <w:right w:w="57" w:type="dxa"/>
+            </w:tcMar>
+          </w:tcPr>
+          <w:p>
+            <w:r>
+              <w:rPr>
+                <w:rFonts w:ascii="Arial" w:hAnsi="Arial" w:cs="Arial"/>
+                <w:color w:val="000000"/>
+                <w:sz w:val="20"/>
+              </w:rPr>
               <w:t>Bab 6: Editing Software i.e.: AVID Pro Tools, Adobe Audition, Adobe Soundbooth, Apple Sound Track Pro</w:t>
             </w:r>
           </w:p>
@@ -1054,9 +2014,20 @@
         <w:tc>
           <w:tcPr>
             <w:tcW w:type="dxa" w:w="4513"/>
-          </w:tcPr>
-          <w:p>
-            <w:r>
+            <w:tcMar>
+              <w:top w:w="57" w:type="dxa"/>
+              <w:left w:w="57" w:type="dxa"/>
+              <w:bottom w:w="57" w:type="dxa"/>
+              <w:right w:w="57" w:type="dxa"/>
+            </w:tcMar>
+          </w:tcPr>
+          <w:p>
+            <w:r>
+              <w:rPr>
+                <w:rFonts w:ascii="Arial" w:hAnsi="Arial" w:cs="Arial"/>
+                <w:color w:val="000000"/>
+                <w:sz w:val="20"/>
+              </w:rPr>
               <w:t>1. Loudness Meter/Scan</w:t>
               <w:br/>
               <w:t>2. Bounce/Export</w:t>
